--- a/docs/tables/auc3/sec7_ckd.docx
+++ b/docs/tables/auc3/sec7_ckd.docx
@@ -1103,7 +1103,7 @@
                 <w:szCs w:val="22"/>
                 <w:color w:val="000000"/>
               </w:rPr>
-              <w:t xml:space="preserve">1.44</w:t>
+              <w:t xml:space="preserve">1.84</w:t>
             </w:r>
           </w:p>
         </w:tc>
@@ -1156,7 +1156,7 @@
                 <w:szCs w:val="22"/>
                 <w:color w:val="000000"/>
               </w:rPr>
-              <w:t xml:space="preserve">0.88, 2.35</w:t>
+              <w:t xml:space="preserve">0.90, 3.76</w:t>
             </w:r>
           </w:p>
         </w:tc>
@@ -1209,7 +1209,7 @@
                 <w:szCs w:val="22"/>
                 <w:color w:val="000000"/>
               </w:rPr>
-              <w:t xml:space="preserve">0.150</w:t>
+              <w:t xml:space="preserve">0.097</w:t>
             </w:r>
           </w:p>
         </w:tc>
@@ -1692,7 +1692,7 @@
                 <w:szCs w:val="22"/>
                 <w:color w:val="000000"/>
               </w:rPr>
-              <w:t xml:space="preserve">0.088</w:t>
+              <w:t xml:space="preserve">0.087</w:t>
             </w:r>
           </w:p>
         </w:tc>
@@ -3035,120 +3035,120 @@
                 <w:szCs w:val="22"/>
                 <w:color w:val="000000"/>
               </w:rPr>
-              <w:t xml:space="preserve">35.5</w:t>
-            </w:r>
-          </w:p>
-        </w:tc>
-        <w:tc>
-          <w:tcPr>
-            <w:tcBorders>
-              <w:bottom w:val="none" w:sz="0" w:space="0" w:color="000000"/>
-              <w:top w:val="none" w:sz="0" w:space="0" w:color="000000"/>
-              <w:left w:val="none" w:sz="0" w:space="0" w:color="000000"/>
-              <w:right w:val="none" w:sz="0" w:space="0" w:color="000000"/>
-            </w:tcBorders>
-            <w:shd w:val="clear" w:color="auto" w:fill="FFFFFF"/>
-            <w:tcMar>
-              <w:top w:w="0" w:type="dxa"/>
-              <w:bottom w:w="0" w:type="dxa"/>
-              <w:left w:w="0" w:type="dxa"/>
-              <w:right w:w="0" w:type="dxa"/>
-            </w:tcMar>
-            <w:vAlign w:val="top"/>
-          </w:tcPr>
-          <w:p>
-            <w:pPr>
-              <w:pStyle w:val="Normal"/>
-              <w:jc w:val="center"/>
-              <w:pBdr>
-                <w:bottom w:val="none" w:sz="0" w:space="0" w:color="000000"/>
-                <w:top w:val="none" w:sz="0" w:space="0" w:color="000000"/>
-                <w:left w:val="none" w:sz="0" w:space="0" w:color="000000"/>
-                <w:right w:val="none" w:sz="0" w:space="0" w:color="000000"/>
-              </w:pBdr>
-              <w:spacing w:after="100" w:before="100" w:line="240"/>
-              <w:ind w:left="100" w:right="100" w:firstLine="0" w:firstLineChars="0"/>
-              <w:rPr>
-                <w:rFonts w:ascii="Helvetica" w:hAnsi="Helvetica" w:eastAsia="Helvetica" w:cs="Helvetica"/>
-                <w:i w:val="false"/>
-                <w:b w:val="false"/>
-                <w:u w:val="none"/>
-                <w:sz w:val="22"/>
-                <w:szCs w:val="22"/>
-                <w:color w:val="000000"/>
-              </w:rPr>
-            </w:pPr>
-            <w:r>
-              <w:rPr>
-                <w:rFonts w:ascii="Helvetica" w:hAnsi="Helvetica" w:eastAsia="Helvetica" w:cs="Helvetica"/>
-                <w:i w:val="false"/>
-                <w:b w:val="false"/>
-                <w:u w:val="none"/>
-                <w:sz w:val="22"/>
-                <w:szCs w:val="22"/>
-                <w:color w:val="000000"/>
-              </w:rPr>
-              <w:t xml:space="preserve">3.09, 407</w:t>
-            </w:r>
-          </w:p>
-        </w:tc>
-        <w:tc>
-          <w:tcPr>
-            <w:tcBorders>
-              <w:bottom w:val="none" w:sz="0" w:space="0" w:color="000000"/>
-              <w:top w:val="none" w:sz="0" w:space="0" w:color="000000"/>
-              <w:left w:val="none" w:sz="0" w:space="0" w:color="000000"/>
-              <w:right w:val="none" w:sz="0" w:space="0" w:color="000000"/>
-            </w:tcBorders>
-            <w:shd w:val="clear" w:color="auto" w:fill="FFFFFF"/>
-            <w:tcMar>
-              <w:top w:w="0" w:type="dxa"/>
-              <w:bottom w:w="0" w:type="dxa"/>
-              <w:left w:w="0" w:type="dxa"/>
-              <w:right w:w="0" w:type="dxa"/>
-            </w:tcMar>
-            <w:vAlign w:val="top"/>
-          </w:tcPr>
-          <w:p>
-            <w:pPr>
-              <w:pStyle w:val="Normal"/>
-              <w:jc w:val="center"/>
-              <w:pBdr>
-                <w:bottom w:val="none" w:sz="0" w:space="0" w:color="000000"/>
-                <w:top w:val="none" w:sz="0" w:space="0" w:color="000000"/>
-                <w:left w:val="none" w:sz="0" w:space="0" w:color="000000"/>
-                <w:right w:val="none" w:sz="0" w:space="0" w:color="000000"/>
-              </w:pBdr>
-              <w:spacing w:after="100" w:before="100" w:line="240"/>
-              <w:ind w:left="100" w:right="100" w:firstLine="0" w:firstLineChars="0"/>
-              <w:rPr>
-                <w:rFonts w:ascii="Helvetica" w:hAnsi="Helvetica" w:eastAsia="Helvetica" w:cs="Helvetica"/>
-                <w:i w:val="false"/>
-                <w:b w:val="false"/>
-                <w:u w:val="none"/>
-                <w:sz w:val="22"/>
-                <w:szCs w:val="22"/>
-                <w:color w:val="000000"/>
-              </w:rPr>
-            </w:pPr>
-            <w:r>
-              <w:rPr>
-                <w:rFonts w:ascii="Helvetica" w:hAnsi="Helvetica" w:eastAsia="Helvetica" w:cs="Helvetica"/>
-                <w:i w:val="false"/>
-                <w:b w:val="false"/>
-                <w:u w:val="none"/>
-                <w:sz w:val="22"/>
-                <w:szCs w:val="22"/>
-                <w:color w:val="000000"/>
-              </w:rPr>
-              <w:t xml:space="preserve">0.004</w:t>
+              <w:t xml:space="preserve">43.0</w:t>
+            </w:r>
+          </w:p>
+        </w:tc>
+        <w:tc>
+          <w:tcPr>
+            <w:tcBorders>
+              <w:bottom w:val="none" w:sz="0" w:space="0" w:color="000000"/>
+              <w:top w:val="none" w:sz="0" w:space="0" w:color="000000"/>
+              <w:left w:val="none" w:sz="0" w:space="0" w:color="000000"/>
+              <w:right w:val="none" w:sz="0" w:space="0" w:color="000000"/>
+            </w:tcBorders>
+            <w:shd w:val="clear" w:color="auto" w:fill="FFFFFF"/>
+            <w:tcMar>
+              <w:top w:w="0" w:type="dxa"/>
+              <w:bottom w:w="0" w:type="dxa"/>
+              <w:left w:w="0" w:type="dxa"/>
+              <w:right w:w="0" w:type="dxa"/>
+            </w:tcMar>
+            <w:vAlign w:val="top"/>
+          </w:tcPr>
+          <w:p>
+            <w:pPr>
+              <w:pStyle w:val="Normal"/>
+              <w:jc w:val="center"/>
+              <w:pBdr>
+                <w:bottom w:val="none" w:sz="0" w:space="0" w:color="000000"/>
+                <w:top w:val="none" w:sz="0" w:space="0" w:color="000000"/>
+                <w:left w:val="none" w:sz="0" w:space="0" w:color="000000"/>
+                <w:right w:val="none" w:sz="0" w:space="0" w:color="000000"/>
+              </w:pBdr>
+              <w:spacing w:after="100" w:before="100" w:line="240"/>
+              <w:ind w:left="100" w:right="100" w:firstLine="0" w:firstLineChars="0"/>
+              <w:rPr>
+                <w:rFonts w:ascii="Helvetica" w:hAnsi="Helvetica" w:eastAsia="Helvetica" w:cs="Helvetica"/>
+                <w:i w:val="false"/>
+                <w:b w:val="false"/>
+                <w:u w:val="none"/>
+                <w:sz w:val="22"/>
+                <w:szCs w:val="22"/>
+                <w:color w:val="000000"/>
+              </w:rPr>
+            </w:pPr>
+            <w:r>
+              <w:rPr>
+                <w:rFonts w:ascii="Helvetica" w:hAnsi="Helvetica" w:eastAsia="Helvetica" w:cs="Helvetica"/>
+                <w:i w:val="false"/>
+                <w:b w:val="false"/>
+                <w:u w:val="none"/>
+                <w:sz w:val="22"/>
+                <w:szCs w:val="22"/>
+                <w:color w:val="000000"/>
+              </w:rPr>
+              <w:t xml:space="preserve">4.42, 419</w:t>
+            </w:r>
+          </w:p>
+        </w:tc>
+        <w:tc>
+          <w:tcPr>
+            <w:tcBorders>
+              <w:bottom w:val="none" w:sz="0" w:space="0" w:color="000000"/>
+              <w:top w:val="none" w:sz="0" w:space="0" w:color="000000"/>
+              <w:left w:val="none" w:sz="0" w:space="0" w:color="000000"/>
+              <w:right w:val="none" w:sz="0" w:space="0" w:color="000000"/>
+            </w:tcBorders>
+            <w:shd w:val="clear" w:color="auto" w:fill="FFFFFF"/>
+            <w:tcMar>
+              <w:top w:w="0" w:type="dxa"/>
+              <w:bottom w:w="0" w:type="dxa"/>
+              <w:left w:w="0" w:type="dxa"/>
+              <w:right w:w="0" w:type="dxa"/>
+            </w:tcMar>
+            <w:vAlign w:val="top"/>
+          </w:tcPr>
+          <w:p>
+            <w:pPr>
+              <w:pStyle w:val="Normal"/>
+              <w:jc w:val="center"/>
+              <w:pBdr>
+                <w:bottom w:val="none" w:sz="0" w:space="0" w:color="000000"/>
+                <w:top w:val="none" w:sz="0" w:space="0" w:color="000000"/>
+                <w:left w:val="none" w:sz="0" w:space="0" w:color="000000"/>
+                <w:right w:val="none" w:sz="0" w:space="0" w:color="000000"/>
+              </w:pBdr>
+              <w:spacing w:after="100" w:before="100" w:line="240"/>
+              <w:ind w:left="100" w:right="100" w:firstLine="0" w:firstLineChars="0"/>
+              <w:rPr>
+                <w:rFonts w:ascii="Helvetica" w:hAnsi="Helvetica" w:eastAsia="Helvetica" w:cs="Helvetica"/>
+                <w:i w:val="false"/>
+                <w:b w:val="false"/>
+                <w:u w:val="none"/>
+                <w:sz w:val="22"/>
+                <w:szCs w:val="22"/>
+                <w:color w:val="000000"/>
+              </w:rPr>
+            </w:pPr>
+            <w:r>
+              <w:rPr>
+                <w:rFonts w:ascii="Helvetica" w:hAnsi="Helvetica" w:eastAsia="Helvetica" w:cs="Helvetica"/>
+                <w:i w:val="false"/>
+                <w:b w:val="false"/>
+                <w:u w:val="none"/>
+                <w:sz w:val="22"/>
+                <w:szCs w:val="22"/>
+                <w:color w:val="000000"/>
+              </w:rPr>
+              <w:t xml:space="preserve">0.001</w:t>
             </w:r>
           </w:p>
         </w:tc>
       </w:tr>
       <w:tr>
         <w:trPr>
-          <w:trHeight w:val="597" w:hRule="auto"/>
+          <w:trHeight w:val="598" w:hRule="auto"/>
         </w:trPr>
         body 6
         <w:tc>
@@ -3518,113 +3518,113 @@
                 <w:szCs w:val="22"/>
                 <w:color w:val="000000"/>
               </w:rPr>
-              <w:t xml:space="preserve">0.72</w:t>
-            </w:r>
-          </w:p>
-        </w:tc>
-        <w:tc>
-          <w:tcPr>
-            <w:tcBorders>
-              <w:bottom w:val="none" w:sz="0" w:space="0" w:color="000000"/>
-              <w:top w:val="none" w:sz="0" w:space="0" w:color="000000"/>
-              <w:left w:val="none" w:sz="0" w:space="0" w:color="000000"/>
-              <w:right w:val="none" w:sz="0" w:space="0" w:color="000000"/>
-            </w:tcBorders>
-            <w:shd w:val="clear" w:color="auto" w:fill="FFFFFF"/>
-            <w:tcMar>
-              <w:top w:w="0" w:type="dxa"/>
-              <w:bottom w:w="0" w:type="dxa"/>
-              <w:left w:w="0" w:type="dxa"/>
-              <w:right w:w="0" w:type="dxa"/>
-            </w:tcMar>
-            <w:vAlign w:val="top"/>
-          </w:tcPr>
-          <w:p>
-            <w:pPr>
-              <w:pStyle w:val="Normal"/>
-              <w:jc w:val="center"/>
-              <w:pBdr>
-                <w:bottom w:val="none" w:sz="0" w:space="0" w:color="000000"/>
-                <w:top w:val="none" w:sz="0" w:space="0" w:color="000000"/>
-                <w:left w:val="none" w:sz="0" w:space="0" w:color="000000"/>
-                <w:right w:val="none" w:sz="0" w:space="0" w:color="000000"/>
-              </w:pBdr>
-              <w:spacing w:after="100" w:before="100" w:line="240"/>
-              <w:ind w:left="100" w:right="100" w:firstLine="0" w:firstLineChars="0"/>
-              <w:rPr>
-                <w:rFonts w:ascii="Helvetica" w:hAnsi="Helvetica" w:eastAsia="Helvetica" w:cs="Helvetica"/>
-                <w:i w:val="false"/>
-                <w:b w:val="false"/>
-                <w:u w:val="none"/>
-                <w:sz w:val="22"/>
-                <w:szCs w:val="22"/>
-                <w:color w:val="000000"/>
-              </w:rPr>
-            </w:pPr>
-            <w:r>
-              <w:rPr>
-                <w:rFonts w:ascii="Helvetica" w:hAnsi="Helvetica" w:eastAsia="Helvetica" w:cs="Helvetica"/>
-                <w:i w:val="false"/>
-                <w:b w:val="false"/>
-                <w:u w:val="none"/>
-                <w:sz w:val="22"/>
-                <w:szCs w:val="22"/>
-                <w:color w:val="000000"/>
-              </w:rPr>
-              <w:t xml:space="preserve">0.39, 1.33</w:t>
-            </w:r>
-          </w:p>
-        </w:tc>
-        <w:tc>
-          <w:tcPr>
-            <w:tcBorders>
-              <w:bottom w:val="none" w:sz="0" w:space="0" w:color="000000"/>
-              <w:top w:val="none" w:sz="0" w:space="0" w:color="000000"/>
-              <w:left w:val="none" w:sz="0" w:space="0" w:color="000000"/>
-              <w:right w:val="none" w:sz="0" w:space="0" w:color="000000"/>
-            </w:tcBorders>
-            <w:shd w:val="clear" w:color="auto" w:fill="FFFFFF"/>
-            <w:tcMar>
-              <w:top w:w="0" w:type="dxa"/>
-              <w:bottom w:w="0" w:type="dxa"/>
-              <w:left w:w="0" w:type="dxa"/>
-              <w:right w:w="0" w:type="dxa"/>
-            </w:tcMar>
-            <w:vAlign w:val="top"/>
-          </w:tcPr>
-          <w:p>
-            <w:pPr>
-              <w:pStyle w:val="Normal"/>
-              <w:jc w:val="center"/>
-              <w:pBdr>
-                <w:bottom w:val="none" w:sz="0" w:space="0" w:color="000000"/>
-                <w:top w:val="none" w:sz="0" w:space="0" w:color="000000"/>
-                <w:left w:val="none" w:sz="0" w:space="0" w:color="000000"/>
-                <w:right w:val="none" w:sz="0" w:space="0" w:color="000000"/>
-              </w:pBdr>
-              <w:spacing w:after="100" w:before="100" w:line="240"/>
-              <w:ind w:left="100" w:right="100" w:firstLine="0" w:firstLineChars="0"/>
-              <w:rPr>
-                <w:rFonts w:ascii="Helvetica" w:hAnsi="Helvetica" w:eastAsia="Helvetica" w:cs="Helvetica"/>
-                <w:i w:val="false"/>
-                <w:b w:val="false"/>
-                <w:u w:val="none"/>
-                <w:sz w:val="22"/>
-                <w:szCs w:val="22"/>
-                <w:color w:val="000000"/>
-              </w:rPr>
-            </w:pPr>
-            <w:r>
-              <w:rPr>
-                <w:rFonts w:ascii="Helvetica" w:hAnsi="Helvetica" w:eastAsia="Helvetica" w:cs="Helvetica"/>
-                <w:i w:val="false"/>
-                <w:b w:val="false"/>
-                <w:u w:val="none"/>
-                <w:sz w:val="22"/>
-                <w:szCs w:val="22"/>
-                <w:color w:val="000000"/>
-              </w:rPr>
-              <w:t xml:space="preserve">0.300</w:t>
+              <w:t xml:space="preserve">0.71</w:t>
+            </w:r>
+          </w:p>
+        </w:tc>
+        <w:tc>
+          <w:tcPr>
+            <w:tcBorders>
+              <w:bottom w:val="none" w:sz="0" w:space="0" w:color="000000"/>
+              <w:top w:val="none" w:sz="0" w:space="0" w:color="000000"/>
+              <w:left w:val="none" w:sz="0" w:space="0" w:color="000000"/>
+              <w:right w:val="none" w:sz="0" w:space="0" w:color="000000"/>
+            </w:tcBorders>
+            <w:shd w:val="clear" w:color="auto" w:fill="FFFFFF"/>
+            <w:tcMar>
+              <w:top w:w="0" w:type="dxa"/>
+              <w:bottom w:w="0" w:type="dxa"/>
+              <w:left w:w="0" w:type="dxa"/>
+              <w:right w:w="0" w:type="dxa"/>
+            </w:tcMar>
+            <w:vAlign w:val="top"/>
+          </w:tcPr>
+          <w:p>
+            <w:pPr>
+              <w:pStyle w:val="Normal"/>
+              <w:jc w:val="center"/>
+              <w:pBdr>
+                <w:bottom w:val="none" w:sz="0" w:space="0" w:color="000000"/>
+                <w:top w:val="none" w:sz="0" w:space="0" w:color="000000"/>
+                <w:left w:val="none" w:sz="0" w:space="0" w:color="000000"/>
+                <w:right w:val="none" w:sz="0" w:space="0" w:color="000000"/>
+              </w:pBdr>
+              <w:spacing w:after="100" w:before="100" w:line="240"/>
+              <w:ind w:left="100" w:right="100" w:firstLine="0" w:firstLineChars="0"/>
+              <w:rPr>
+                <w:rFonts w:ascii="Helvetica" w:hAnsi="Helvetica" w:eastAsia="Helvetica" w:cs="Helvetica"/>
+                <w:i w:val="false"/>
+                <w:b w:val="false"/>
+                <w:u w:val="none"/>
+                <w:sz w:val="22"/>
+                <w:szCs w:val="22"/>
+                <w:color w:val="000000"/>
+              </w:rPr>
+            </w:pPr>
+            <w:r>
+              <w:rPr>
+                <w:rFonts w:ascii="Helvetica" w:hAnsi="Helvetica" w:eastAsia="Helvetica" w:cs="Helvetica"/>
+                <w:i w:val="false"/>
+                <w:b w:val="false"/>
+                <w:u w:val="none"/>
+                <w:sz w:val="22"/>
+                <w:szCs w:val="22"/>
+                <w:color w:val="000000"/>
+              </w:rPr>
+              <w:t xml:space="preserve">0.37, 1.34</w:t>
+            </w:r>
+          </w:p>
+        </w:tc>
+        <w:tc>
+          <w:tcPr>
+            <w:tcBorders>
+              <w:bottom w:val="none" w:sz="0" w:space="0" w:color="000000"/>
+              <w:top w:val="none" w:sz="0" w:space="0" w:color="000000"/>
+              <w:left w:val="none" w:sz="0" w:space="0" w:color="000000"/>
+              <w:right w:val="none" w:sz="0" w:space="0" w:color="000000"/>
+            </w:tcBorders>
+            <w:shd w:val="clear" w:color="auto" w:fill="FFFFFF"/>
+            <w:tcMar>
+              <w:top w:w="0" w:type="dxa"/>
+              <w:bottom w:w="0" w:type="dxa"/>
+              <w:left w:w="0" w:type="dxa"/>
+              <w:right w:w="0" w:type="dxa"/>
+            </w:tcMar>
+            <w:vAlign w:val="top"/>
+          </w:tcPr>
+          <w:p>
+            <w:pPr>
+              <w:pStyle w:val="Normal"/>
+              <w:jc w:val="center"/>
+              <w:pBdr>
+                <w:bottom w:val="none" w:sz="0" w:space="0" w:color="000000"/>
+                <w:top w:val="none" w:sz="0" w:space="0" w:color="000000"/>
+                <w:left w:val="none" w:sz="0" w:space="0" w:color="000000"/>
+                <w:right w:val="none" w:sz="0" w:space="0" w:color="000000"/>
+              </w:pBdr>
+              <w:spacing w:after="100" w:before="100" w:line="240"/>
+              <w:ind w:left="100" w:right="100" w:firstLine="0" w:firstLineChars="0"/>
+              <w:rPr>
+                <w:rFonts w:ascii="Helvetica" w:hAnsi="Helvetica" w:eastAsia="Helvetica" w:cs="Helvetica"/>
+                <w:i w:val="false"/>
+                <w:b w:val="false"/>
+                <w:u w:val="none"/>
+                <w:sz w:val="22"/>
+                <w:szCs w:val="22"/>
+                <w:color w:val="000000"/>
+              </w:rPr>
+            </w:pPr>
+            <w:r>
+              <w:rPr>
+                <w:rFonts w:ascii="Helvetica" w:hAnsi="Helvetica" w:eastAsia="Helvetica" w:cs="Helvetica"/>
+                <w:i w:val="false"/>
+                <w:b w:val="false"/>
+                <w:u w:val="none"/>
+                <w:sz w:val="22"/>
+                <w:szCs w:val="22"/>
+                <w:color w:val="000000"/>
+              </w:rPr>
+              <w:t xml:space="preserve">0.280</w:t>
             </w:r>
           </w:p>
         </w:tc>
@@ -4967,113 +4967,113 @@
                 <w:szCs w:val="22"/>
                 <w:color w:val="000000"/>
               </w:rPr>
-              <w:t xml:space="preserve">0.62</w:t>
-            </w:r>
-          </w:p>
-        </w:tc>
-        <w:tc>
-          <w:tcPr>
-            <w:tcBorders>
-              <w:bottom w:val="none" w:sz="0" w:space="0" w:color="000000"/>
-              <w:top w:val="none" w:sz="0" w:space="0" w:color="000000"/>
-              <w:left w:val="none" w:sz="0" w:space="0" w:color="000000"/>
-              <w:right w:val="none" w:sz="0" w:space="0" w:color="000000"/>
-            </w:tcBorders>
-            <w:shd w:val="clear" w:color="auto" w:fill="FFFFFF"/>
-            <w:tcMar>
-              <w:top w:w="0" w:type="dxa"/>
-              <w:bottom w:w="0" w:type="dxa"/>
-              <w:left w:w="0" w:type="dxa"/>
-              <w:right w:w="0" w:type="dxa"/>
-            </w:tcMar>
-            <w:vAlign w:val="top"/>
-          </w:tcPr>
-          <w:p>
-            <w:pPr>
-              <w:pStyle w:val="Normal"/>
-              <w:jc w:val="center"/>
-              <w:pBdr>
-                <w:bottom w:val="none" w:sz="0" w:space="0" w:color="000000"/>
-                <w:top w:val="none" w:sz="0" w:space="0" w:color="000000"/>
-                <w:left w:val="none" w:sz="0" w:space="0" w:color="000000"/>
-                <w:right w:val="none" w:sz="0" w:space="0" w:color="000000"/>
-              </w:pBdr>
-              <w:spacing w:after="100" w:before="100" w:line="240"/>
-              <w:ind w:left="100" w:right="100" w:firstLine="0" w:firstLineChars="0"/>
-              <w:rPr>
-                <w:rFonts w:ascii="Helvetica" w:hAnsi="Helvetica" w:eastAsia="Helvetica" w:cs="Helvetica"/>
-                <w:i w:val="false"/>
-                <w:b w:val="false"/>
-                <w:u w:val="none"/>
-                <w:sz w:val="22"/>
-                <w:szCs w:val="22"/>
-                <w:color w:val="000000"/>
-              </w:rPr>
-            </w:pPr>
-            <w:r>
-              <w:rPr>
-                <w:rFonts w:ascii="Helvetica" w:hAnsi="Helvetica" w:eastAsia="Helvetica" w:cs="Helvetica"/>
-                <w:i w:val="false"/>
-                <w:b w:val="false"/>
-                <w:u w:val="none"/>
-                <w:sz w:val="22"/>
-                <w:szCs w:val="22"/>
-                <w:color w:val="000000"/>
-              </w:rPr>
-              <w:t xml:space="preserve">0.11, 3.31</w:t>
-            </w:r>
-          </w:p>
-        </w:tc>
-        <w:tc>
-          <w:tcPr>
-            <w:tcBorders>
-              <w:bottom w:val="none" w:sz="0" w:space="0" w:color="000000"/>
-              <w:top w:val="none" w:sz="0" w:space="0" w:color="000000"/>
-              <w:left w:val="none" w:sz="0" w:space="0" w:color="000000"/>
-              <w:right w:val="none" w:sz="0" w:space="0" w:color="000000"/>
-            </w:tcBorders>
-            <w:shd w:val="clear" w:color="auto" w:fill="FFFFFF"/>
-            <w:tcMar>
-              <w:top w:w="0" w:type="dxa"/>
-              <w:bottom w:w="0" w:type="dxa"/>
-              <w:left w:w="0" w:type="dxa"/>
-              <w:right w:w="0" w:type="dxa"/>
-            </w:tcMar>
-            <w:vAlign w:val="top"/>
-          </w:tcPr>
-          <w:p>
-            <w:pPr>
-              <w:pStyle w:val="Normal"/>
-              <w:jc w:val="center"/>
-              <w:pBdr>
-                <w:bottom w:val="none" w:sz="0" w:space="0" w:color="000000"/>
-                <w:top w:val="none" w:sz="0" w:space="0" w:color="000000"/>
-                <w:left w:val="none" w:sz="0" w:space="0" w:color="000000"/>
-                <w:right w:val="none" w:sz="0" w:space="0" w:color="000000"/>
-              </w:pBdr>
-              <w:spacing w:after="100" w:before="100" w:line="240"/>
-              <w:ind w:left="100" w:right="100" w:firstLine="0" w:firstLineChars="0"/>
-              <w:rPr>
-                <w:rFonts w:ascii="Helvetica" w:hAnsi="Helvetica" w:eastAsia="Helvetica" w:cs="Helvetica"/>
-                <w:i w:val="false"/>
-                <w:b w:val="false"/>
-                <w:u w:val="none"/>
-                <w:sz w:val="22"/>
-                <w:szCs w:val="22"/>
-                <w:color w:val="000000"/>
-              </w:rPr>
-            </w:pPr>
-            <w:r>
-              <w:rPr>
-                <w:rFonts w:ascii="Helvetica" w:hAnsi="Helvetica" w:eastAsia="Helvetica" w:cs="Helvetica"/>
-                <w:i w:val="false"/>
-                <w:b w:val="false"/>
-                <w:u w:val="none"/>
-                <w:sz w:val="22"/>
-                <w:szCs w:val="22"/>
-                <w:color w:val="000000"/>
-              </w:rPr>
-              <w:t xml:space="preserve">0.570</w:t>
+              <w:t xml:space="preserve">0.58</w:t>
+            </w:r>
+          </w:p>
+        </w:tc>
+        <w:tc>
+          <w:tcPr>
+            <w:tcBorders>
+              <w:bottom w:val="none" w:sz="0" w:space="0" w:color="000000"/>
+              <w:top w:val="none" w:sz="0" w:space="0" w:color="000000"/>
+              <w:left w:val="none" w:sz="0" w:space="0" w:color="000000"/>
+              <w:right w:val="none" w:sz="0" w:space="0" w:color="000000"/>
+            </w:tcBorders>
+            <w:shd w:val="clear" w:color="auto" w:fill="FFFFFF"/>
+            <w:tcMar>
+              <w:top w:w="0" w:type="dxa"/>
+              <w:bottom w:w="0" w:type="dxa"/>
+              <w:left w:w="0" w:type="dxa"/>
+              <w:right w:w="0" w:type="dxa"/>
+            </w:tcMar>
+            <w:vAlign w:val="top"/>
+          </w:tcPr>
+          <w:p>
+            <w:pPr>
+              <w:pStyle w:val="Normal"/>
+              <w:jc w:val="center"/>
+              <w:pBdr>
+                <w:bottom w:val="none" w:sz="0" w:space="0" w:color="000000"/>
+                <w:top w:val="none" w:sz="0" w:space="0" w:color="000000"/>
+                <w:left w:val="none" w:sz="0" w:space="0" w:color="000000"/>
+                <w:right w:val="none" w:sz="0" w:space="0" w:color="000000"/>
+              </w:pBdr>
+              <w:spacing w:after="100" w:before="100" w:line="240"/>
+              <w:ind w:left="100" w:right="100" w:firstLine="0" w:firstLineChars="0"/>
+              <w:rPr>
+                <w:rFonts w:ascii="Helvetica" w:hAnsi="Helvetica" w:eastAsia="Helvetica" w:cs="Helvetica"/>
+                <w:i w:val="false"/>
+                <w:b w:val="false"/>
+                <w:u w:val="none"/>
+                <w:sz w:val="22"/>
+                <w:szCs w:val="22"/>
+                <w:color w:val="000000"/>
+              </w:rPr>
+            </w:pPr>
+            <w:r>
+              <w:rPr>
+                <w:rFonts w:ascii="Helvetica" w:hAnsi="Helvetica" w:eastAsia="Helvetica" w:cs="Helvetica"/>
+                <w:i w:val="false"/>
+                <w:b w:val="false"/>
+                <w:u w:val="none"/>
+                <w:sz w:val="22"/>
+                <w:szCs w:val="22"/>
+                <w:color w:val="000000"/>
+              </w:rPr>
+              <w:t xml:space="preserve">0.11, 2.97</w:t>
+            </w:r>
+          </w:p>
+        </w:tc>
+        <w:tc>
+          <w:tcPr>
+            <w:tcBorders>
+              <w:bottom w:val="none" w:sz="0" w:space="0" w:color="000000"/>
+              <w:top w:val="none" w:sz="0" w:space="0" w:color="000000"/>
+              <w:left w:val="none" w:sz="0" w:space="0" w:color="000000"/>
+              <w:right w:val="none" w:sz="0" w:space="0" w:color="000000"/>
+            </w:tcBorders>
+            <w:shd w:val="clear" w:color="auto" w:fill="FFFFFF"/>
+            <w:tcMar>
+              <w:top w:w="0" w:type="dxa"/>
+              <w:bottom w:w="0" w:type="dxa"/>
+              <w:left w:w="0" w:type="dxa"/>
+              <w:right w:w="0" w:type="dxa"/>
+            </w:tcMar>
+            <w:vAlign w:val="top"/>
+          </w:tcPr>
+          <w:p>
+            <w:pPr>
+              <w:pStyle w:val="Normal"/>
+              <w:jc w:val="center"/>
+              <w:pBdr>
+                <w:bottom w:val="none" w:sz="0" w:space="0" w:color="000000"/>
+                <w:top w:val="none" w:sz="0" w:space="0" w:color="000000"/>
+                <w:left w:val="none" w:sz="0" w:space="0" w:color="000000"/>
+                <w:right w:val="none" w:sz="0" w:space="0" w:color="000000"/>
+              </w:pBdr>
+              <w:spacing w:after="100" w:before="100" w:line="240"/>
+              <w:ind w:left="100" w:right="100" w:firstLine="0" w:firstLineChars="0"/>
+              <w:rPr>
+                <w:rFonts w:ascii="Helvetica" w:hAnsi="Helvetica" w:eastAsia="Helvetica" w:cs="Helvetica"/>
+                <w:i w:val="false"/>
+                <w:b w:val="false"/>
+                <w:u w:val="none"/>
+                <w:sz w:val="22"/>
+                <w:szCs w:val="22"/>
+                <w:color w:val="000000"/>
+              </w:rPr>
+            </w:pPr>
+            <w:r>
+              <w:rPr>
+                <w:rFonts w:ascii="Helvetica" w:hAnsi="Helvetica" w:eastAsia="Helvetica" w:cs="Helvetica"/>
+                <w:i w:val="false"/>
+                <w:b w:val="false"/>
+                <w:u w:val="none"/>
+                <w:sz w:val="22"/>
+                <w:szCs w:val="22"/>
+                <w:color w:val="000000"/>
+              </w:rPr>
+              <w:t xml:space="preserve">0.510</w:t>
             </w:r>
           </w:p>
         </w:tc>
@@ -6469,60 +6469,60 @@
                 <w:szCs w:val="22"/>
                 <w:color w:val="000000"/>
               </w:rPr>
-              <w:t xml:space="preserve">0.00, 0.13</w:t>
-            </w:r>
-          </w:p>
-        </w:tc>
-        <w:tc>
-          <w:tcPr>
-            <w:tcBorders>
-              <w:bottom w:val="none" w:sz="0" w:space="0" w:color="000000"/>
-              <w:top w:val="none" w:sz="0" w:space="0" w:color="000000"/>
-              <w:left w:val="none" w:sz="0" w:space="0" w:color="000000"/>
-              <w:right w:val="none" w:sz="0" w:space="0" w:color="000000"/>
-            </w:tcBorders>
-            <w:shd w:val="clear" w:color="auto" w:fill="FFFFFF"/>
-            <w:tcMar>
-              <w:top w:w="0" w:type="dxa"/>
-              <w:bottom w:w="0" w:type="dxa"/>
-              <w:left w:w="0" w:type="dxa"/>
-              <w:right w:w="0" w:type="dxa"/>
-            </w:tcMar>
-            <w:vAlign w:val="top"/>
-          </w:tcPr>
-          <w:p>
-            <w:pPr>
-              <w:pStyle w:val="Normal"/>
-              <w:jc w:val="center"/>
-              <w:pBdr>
-                <w:bottom w:val="none" w:sz="0" w:space="0" w:color="000000"/>
-                <w:top w:val="none" w:sz="0" w:space="0" w:color="000000"/>
-                <w:left w:val="none" w:sz="0" w:space="0" w:color="000000"/>
-                <w:right w:val="none" w:sz="0" w:space="0" w:color="000000"/>
-              </w:pBdr>
-              <w:spacing w:after="100" w:before="100" w:line="240"/>
-              <w:ind w:left="100" w:right="100" w:firstLine="0" w:firstLineChars="0"/>
-              <w:rPr>
-                <w:rFonts w:ascii="Helvetica" w:hAnsi="Helvetica" w:eastAsia="Helvetica" w:cs="Helvetica"/>
-                <w:i w:val="false"/>
-                <w:b w:val="false"/>
-                <w:u w:val="none"/>
-                <w:sz w:val="22"/>
-                <w:szCs w:val="22"/>
-                <w:color w:val="000000"/>
-              </w:rPr>
-            </w:pPr>
-            <w:r>
-              <w:rPr>
-                <w:rFonts w:ascii="Helvetica" w:hAnsi="Helvetica" w:eastAsia="Helvetica" w:cs="Helvetica"/>
-                <w:i w:val="false"/>
-                <w:b w:val="false"/>
-                <w:u w:val="none"/>
-                <w:sz w:val="22"/>
-                <w:szCs w:val="22"/>
-                <w:color w:val="000000"/>
-              </w:rPr>
-              <w:t xml:space="preserve">0.008</w:t>
+              <w:t xml:space="preserve">0.00, 0.11</w:t>
+            </w:r>
+          </w:p>
+        </w:tc>
+        <w:tc>
+          <w:tcPr>
+            <w:tcBorders>
+              <w:bottom w:val="none" w:sz="0" w:space="0" w:color="000000"/>
+              <w:top w:val="none" w:sz="0" w:space="0" w:color="000000"/>
+              <w:left w:val="none" w:sz="0" w:space="0" w:color="000000"/>
+              <w:right w:val="none" w:sz="0" w:space="0" w:color="000000"/>
+            </w:tcBorders>
+            <w:shd w:val="clear" w:color="auto" w:fill="FFFFFF"/>
+            <w:tcMar>
+              <w:top w:w="0" w:type="dxa"/>
+              <w:bottom w:w="0" w:type="dxa"/>
+              <w:left w:w="0" w:type="dxa"/>
+              <w:right w:w="0" w:type="dxa"/>
+            </w:tcMar>
+            <w:vAlign w:val="top"/>
+          </w:tcPr>
+          <w:p>
+            <w:pPr>
+              <w:pStyle w:val="Normal"/>
+              <w:jc w:val="center"/>
+              <w:pBdr>
+                <w:bottom w:val="none" w:sz="0" w:space="0" w:color="000000"/>
+                <w:top w:val="none" w:sz="0" w:space="0" w:color="000000"/>
+                <w:left w:val="none" w:sz="0" w:space="0" w:color="000000"/>
+                <w:right w:val="none" w:sz="0" w:space="0" w:color="000000"/>
+              </w:pBdr>
+              <w:spacing w:after="100" w:before="100" w:line="240"/>
+              <w:ind w:left="100" w:right="100" w:firstLine="0" w:firstLineChars="0"/>
+              <w:rPr>
+                <w:rFonts w:ascii="Helvetica" w:hAnsi="Helvetica" w:eastAsia="Helvetica" w:cs="Helvetica"/>
+                <w:i w:val="false"/>
+                <w:b w:val="false"/>
+                <w:u w:val="none"/>
+                <w:sz w:val="22"/>
+                <w:szCs w:val="22"/>
+                <w:color w:val="000000"/>
+              </w:rPr>
+            </w:pPr>
+            <w:r>
+              <w:rPr>
+                <w:rFonts w:ascii="Helvetica" w:hAnsi="Helvetica" w:eastAsia="Helvetica" w:cs="Helvetica"/>
+                <w:i w:val="false"/>
+                <w:b w:val="false"/>
+                <w:u w:val="none"/>
+                <w:sz w:val="22"/>
+                <w:szCs w:val="22"/>
+                <w:color w:val="000000"/>
+              </w:rPr>
+              <w:t xml:space="preserve">0.007</w:t>
             </w:r>
           </w:p>
         </w:tc>
@@ -6952,60 +6952,60 @@
                 <w:szCs w:val="22"/>
                 <w:color w:val="000000"/>
               </w:rPr>
-              <w:t xml:space="preserve">0.00, 0.23</w:t>
-            </w:r>
-          </w:p>
-        </w:tc>
-        <w:tc>
-          <w:tcPr>
-            <w:tcBorders>
-              <w:bottom w:val="none" w:sz="0" w:space="0" w:color="000000"/>
-              <w:top w:val="none" w:sz="0" w:space="0" w:color="000000"/>
-              <w:left w:val="none" w:sz="0" w:space="0" w:color="000000"/>
-              <w:right w:val="none" w:sz="0" w:space="0" w:color="000000"/>
-            </w:tcBorders>
-            <w:shd w:val="clear" w:color="auto" w:fill="FFFFFF"/>
-            <w:tcMar>
-              <w:top w:w="0" w:type="dxa"/>
-              <w:bottom w:w="0" w:type="dxa"/>
-              <w:left w:w="0" w:type="dxa"/>
-              <w:right w:w="0" w:type="dxa"/>
-            </w:tcMar>
-            <w:vAlign w:val="top"/>
-          </w:tcPr>
-          <w:p>
-            <w:pPr>
-              <w:pStyle w:val="Normal"/>
-              <w:jc w:val="center"/>
-              <w:pBdr>
-                <w:bottom w:val="none" w:sz="0" w:space="0" w:color="000000"/>
-                <w:top w:val="none" w:sz="0" w:space="0" w:color="000000"/>
-                <w:left w:val="none" w:sz="0" w:space="0" w:color="000000"/>
-                <w:right w:val="none" w:sz="0" w:space="0" w:color="000000"/>
-              </w:pBdr>
-              <w:spacing w:after="100" w:before="100" w:line="240"/>
-              <w:ind w:left="100" w:right="100" w:firstLine="0" w:firstLineChars="0"/>
-              <w:rPr>
-                <w:rFonts w:ascii="Helvetica" w:hAnsi="Helvetica" w:eastAsia="Helvetica" w:cs="Helvetica"/>
-                <w:i w:val="false"/>
-                <w:b w:val="false"/>
-                <w:u w:val="none"/>
-                <w:sz w:val="22"/>
-                <w:szCs w:val="22"/>
-                <w:color w:val="000000"/>
-              </w:rPr>
-            </w:pPr>
-            <w:r>
-              <w:rPr>
-                <w:rFonts w:ascii="Helvetica" w:hAnsi="Helvetica" w:eastAsia="Helvetica" w:cs="Helvetica"/>
-                <w:i w:val="false"/>
-                <w:b w:val="false"/>
-                <w:u w:val="none"/>
-                <w:sz w:val="22"/>
-                <w:szCs w:val="22"/>
-                <w:color w:val="000000"/>
-              </w:rPr>
-              <w:t xml:space="preserve">0.019</w:t>
+              <w:t xml:space="preserve">0.00, 0.16</w:t>
+            </w:r>
+          </w:p>
+        </w:tc>
+        <w:tc>
+          <w:tcPr>
+            <w:tcBorders>
+              <w:bottom w:val="none" w:sz="0" w:space="0" w:color="000000"/>
+              <w:top w:val="none" w:sz="0" w:space="0" w:color="000000"/>
+              <w:left w:val="none" w:sz="0" w:space="0" w:color="000000"/>
+              <w:right w:val="none" w:sz="0" w:space="0" w:color="000000"/>
+            </w:tcBorders>
+            <w:shd w:val="clear" w:color="auto" w:fill="FFFFFF"/>
+            <w:tcMar>
+              <w:top w:w="0" w:type="dxa"/>
+              <w:bottom w:w="0" w:type="dxa"/>
+              <w:left w:w="0" w:type="dxa"/>
+              <w:right w:w="0" w:type="dxa"/>
+            </w:tcMar>
+            <w:vAlign w:val="top"/>
+          </w:tcPr>
+          <w:p>
+            <w:pPr>
+              <w:pStyle w:val="Normal"/>
+              <w:jc w:val="center"/>
+              <w:pBdr>
+                <w:bottom w:val="none" w:sz="0" w:space="0" w:color="000000"/>
+                <w:top w:val="none" w:sz="0" w:space="0" w:color="000000"/>
+                <w:left w:val="none" w:sz="0" w:space="0" w:color="000000"/>
+                <w:right w:val="none" w:sz="0" w:space="0" w:color="000000"/>
+              </w:pBdr>
+              <w:spacing w:after="100" w:before="100" w:line="240"/>
+              <w:ind w:left="100" w:right="100" w:firstLine="0" w:firstLineChars="0"/>
+              <w:rPr>
+                <w:rFonts w:ascii="Helvetica" w:hAnsi="Helvetica" w:eastAsia="Helvetica" w:cs="Helvetica"/>
+                <w:i w:val="false"/>
+                <w:b w:val="false"/>
+                <w:u w:val="none"/>
+                <w:sz w:val="22"/>
+                <w:szCs w:val="22"/>
+                <w:color w:val="000000"/>
+              </w:rPr>
+            </w:pPr>
+            <w:r>
+              <w:rPr>
+                <w:rFonts w:ascii="Helvetica" w:hAnsi="Helvetica" w:eastAsia="Helvetica" w:cs="Helvetica"/>
+                <w:i w:val="false"/>
+                <w:b w:val="false"/>
+                <w:u w:val="none"/>
+                <w:sz w:val="22"/>
+                <w:szCs w:val="22"/>
+                <w:color w:val="000000"/>
+              </w:rPr>
+              <w:t xml:space="preserve">0.016</w:t>
             </w:r>
           </w:p>
         </w:tc>
@@ -7435,60 +7435,60 @@
                 <w:szCs w:val="22"/>
                 <w:color w:val="000000"/>
               </w:rPr>
-              <w:t xml:space="preserve">0.00, 0.66</w:t>
-            </w:r>
-          </w:p>
-        </w:tc>
-        <w:tc>
-          <w:tcPr>
-            <w:tcBorders>
-              <w:bottom w:val="none" w:sz="0" w:space="0" w:color="000000"/>
-              <w:top w:val="none" w:sz="0" w:space="0" w:color="000000"/>
-              <w:left w:val="none" w:sz="0" w:space="0" w:color="000000"/>
-              <w:right w:val="none" w:sz="0" w:space="0" w:color="000000"/>
-            </w:tcBorders>
-            <w:shd w:val="clear" w:color="auto" w:fill="FFFFFF"/>
-            <w:tcMar>
-              <w:top w:w="0" w:type="dxa"/>
-              <w:bottom w:w="0" w:type="dxa"/>
-              <w:left w:w="0" w:type="dxa"/>
-              <w:right w:w="0" w:type="dxa"/>
-            </w:tcMar>
-            <w:vAlign w:val="top"/>
-          </w:tcPr>
-          <w:p>
-            <w:pPr>
-              <w:pStyle w:val="Normal"/>
-              <w:jc w:val="center"/>
-              <w:pBdr>
-                <w:bottom w:val="none" w:sz="0" w:space="0" w:color="000000"/>
-                <w:top w:val="none" w:sz="0" w:space="0" w:color="000000"/>
-                <w:left w:val="none" w:sz="0" w:space="0" w:color="000000"/>
-                <w:right w:val="none" w:sz="0" w:space="0" w:color="000000"/>
-              </w:pBdr>
-              <w:spacing w:after="100" w:before="100" w:line="240"/>
-              <w:ind w:left="100" w:right="100" w:firstLine="0" w:firstLineChars="0"/>
-              <w:rPr>
-                <w:rFonts w:ascii="Helvetica" w:hAnsi="Helvetica" w:eastAsia="Helvetica" w:cs="Helvetica"/>
-                <w:i w:val="false"/>
-                <w:b w:val="false"/>
-                <w:u w:val="none"/>
-                <w:sz w:val="22"/>
-                <w:szCs w:val="22"/>
-                <w:color w:val="000000"/>
-              </w:rPr>
-            </w:pPr>
-            <w:r>
-              <w:rPr>
-                <w:rFonts w:ascii="Helvetica" w:hAnsi="Helvetica" w:eastAsia="Helvetica" w:cs="Helvetica"/>
-                <w:i w:val="false"/>
-                <w:b w:val="false"/>
-                <w:u w:val="none"/>
-                <w:sz w:val="22"/>
-                <w:szCs w:val="22"/>
-                <w:color w:val="000000"/>
-              </w:rPr>
-              <w:t xml:space="preserve">0.033</w:t>
+              <w:t xml:space="preserve">0.00, 0.70</w:t>
+            </w:r>
+          </w:p>
+        </w:tc>
+        <w:tc>
+          <w:tcPr>
+            <w:tcBorders>
+              <w:bottom w:val="none" w:sz="0" w:space="0" w:color="000000"/>
+              <w:top w:val="none" w:sz="0" w:space="0" w:color="000000"/>
+              <w:left w:val="none" w:sz="0" w:space="0" w:color="000000"/>
+              <w:right w:val="none" w:sz="0" w:space="0" w:color="000000"/>
+            </w:tcBorders>
+            <w:shd w:val="clear" w:color="auto" w:fill="FFFFFF"/>
+            <w:tcMar>
+              <w:top w:w="0" w:type="dxa"/>
+              <w:bottom w:w="0" w:type="dxa"/>
+              <w:left w:w="0" w:type="dxa"/>
+              <w:right w:w="0" w:type="dxa"/>
+            </w:tcMar>
+            <w:vAlign w:val="top"/>
+          </w:tcPr>
+          <w:p>
+            <w:pPr>
+              <w:pStyle w:val="Normal"/>
+              <w:jc w:val="center"/>
+              <w:pBdr>
+                <w:bottom w:val="none" w:sz="0" w:space="0" w:color="000000"/>
+                <w:top w:val="none" w:sz="0" w:space="0" w:color="000000"/>
+                <w:left w:val="none" w:sz="0" w:space="0" w:color="000000"/>
+                <w:right w:val="none" w:sz="0" w:space="0" w:color="000000"/>
+              </w:pBdr>
+              <w:spacing w:after="100" w:before="100" w:line="240"/>
+              <w:ind w:left="100" w:right="100" w:firstLine="0" w:firstLineChars="0"/>
+              <w:rPr>
+                <w:rFonts w:ascii="Helvetica" w:hAnsi="Helvetica" w:eastAsia="Helvetica" w:cs="Helvetica"/>
+                <w:i w:val="false"/>
+                <w:b w:val="false"/>
+                <w:u w:val="none"/>
+                <w:sz w:val="22"/>
+                <w:szCs w:val="22"/>
+                <w:color w:val="000000"/>
+              </w:rPr>
+            </w:pPr>
+            <w:r>
+              <w:rPr>
+                <w:rFonts w:ascii="Helvetica" w:hAnsi="Helvetica" w:eastAsia="Helvetica" w:cs="Helvetica"/>
+                <w:i w:val="false"/>
+                <w:b w:val="false"/>
+                <w:u w:val="none"/>
+                <w:sz w:val="22"/>
+                <w:szCs w:val="22"/>
+                <w:color w:val="000000"/>
+              </w:rPr>
+              <w:t xml:space="preserve">0.036</w:t>
             </w:r>
           </w:p>
         </w:tc>
@@ -9797,60 +9797,60 @@
                 <w:szCs w:val="22"/>
                 <w:color w:val="000000"/>
               </w:rPr>
-              <w:t xml:space="preserve">38,064</w:t>
-            </w:r>
-          </w:p>
-        </w:tc>
-        <w:tc>
-          <w:tcPr>
-            <w:tcBorders>
-              <w:bottom w:val="none" w:sz="0" w:space="0" w:color="000000"/>
-              <w:top w:val="none" w:sz="0" w:space="0" w:color="000000"/>
-              <w:left w:val="none" w:sz="0" w:space="0" w:color="000000"/>
-              <w:right w:val="none" w:sz="0" w:space="0" w:color="000000"/>
-            </w:tcBorders>
-            <w:shd w:val="clear" w:color="auto" w:fill="FFFFFF"/>
-            <w:tcMar>
-              <w:top w:w="0" w:type="dxa"/>
-              <w:bottom w:w="0" w:type="dxa"/>
-              <w:left w:w="0" w:type="dxa"/>
-              <w:right w:w="0" w:type="dxa"/>
-            </w:tcMar>
-            <w:vAlign w:val="top"/>
-          </w:tcPr>
-          <w:p>
-            <w:pPr>
-              <w:pStyle w:val="Normal"/>
-              <w:jc w:val="center"/>
-              <w:pBdr>
-                <w:bottom w:val="none" w:sz="0" w:space="0" w:color="000000"/>
-                <w:top w:val="none" w:sz="0" w:space="0" w:color="000000"/>
-                <w:left w:val="none" w:sz="0" w:space="0" w:color="000000"/>
-                <w:right w:val="none" w:sz="0" w:space="0" w:color="000000"/>
-              </w:pBdr>
-              <w:spacing w:after="100" w:before="100" w:line="240"/>
-              <w:ind w:left="100" w:right="100" w:firstLine="0" w:firstLineChars="0"/>
-              <w:rPr>
-                <w:rFonts w:ascii="Helvetica" w:hAnsi="Helvetica" w:eastAsia="Helvetica" w:cs="Helvetica"/>
-                <w:i w:val="false"/>
-                <w:b w:val="false"/>
-                <w:u w:val="none"/>
-                <w:sz w:val="22"/>
-                <w:szCs w:val="22"/>
-                <w:color w:val="000000"/>
-              </w:rPr>
-            </w:pPr>
-            <w:r>
-              <w:rPr>
-                <w:rFonts w:ascii="Helvetica" w:hAnsi="Helvetica" w:eastAsia="Helvetica" w:cs="Helvetica"/>
-                <w:i w:val="false"/>
-                <w:b w:val="false"/>
-                <w:u w:val="none"/>
-                <w:sz w:val="22"/>
-                <w:szCs w:val="22"/>
-                <w:color w:val="000000"/>
-              </w:rPr>
-              <w:t xml:space="preserve">1,346, 1,076,110</w:t>
+              <w:t xml:space="preserve">39,474</w:t>
+            </w:r>
+          </w:p>
+        </w:tc>
+        <w:tc>
+          <w:tcPr>
+            <w:tcBorders>
+              <w:bottom w:val="none" w:sz="0" w:space="0" w:color="000000"/>
+              <w:top w:val="none" w:sz="0" w:space="0" w:color="000000"/>
+              <w:left w:val="none" w:sz="0" w:space="0" w:color="000000"/>
+              <w:right w:val="none" w:sz="0" w:space="0" w:color="000000"/>
+            </w:tcBorders>
+            <w:shd w:val="clear" w:color="auto" w:fill="FFFFFF"/>
+            <w:tcMar>
+              <w:top w:w="0" w:type="dxa"/>
+              <w:bottom w:w="0" w:type="dxa"/>
+              <w:left w:w="0" w:type="dxa"/>
+              <w:right w:w="0" w:type="dxa"/>
+            </w:tcMar>
+            <w:vAlign w:val="top"/>
+          </w:tcPr>
+          <w:p>
+            <w:pPr>
+              <w:pStyle w:val="Normal"/>
+              <w:jc w:val="center"/>
+              <w:pBdr>
+                <w:bottom w:val="none" w:sz="0" w:space="0" w:color="000000"/>
+                <w:top w:val="none" w:sz="0" w:space="0" w:color="000000"/>
+                <w:left w:val="none" w:sz="0" w:space="0" w:color="000000"/>
+                <w:right w:val="none" w:sz="0" w:space="0" w:color="000000"/>
+              </w:pBdr>
+              <w:spacing w:after="100" w:before="100" w:line="240"/>
+              <w:ind w:left="100" w:right="100" w:firstLine="0" w:firstLineChars="0"/>
+              <w:rPr>
+                <w:rFonts w:ascii="Helvetica" w:hAnsi="Helvetica" w:eastAsia="Helvetica" w:cs="Helvetica"/>
+                <w:i w:val="false"/>
+                <w:b w:val="false"/>
+                <w:u w:val="none"/>
+                <w:sz w:val="22"/>
+                <w:szCs w:val="22"/>
+                <w:color w:val="000000"/>
+              </w:rPr>
+            </w:pPr>
+            <w:r>
+              <w:rPr>
+                <w:rFonts w:ascii="Helvetica" w:hAnsi="Helvetica" w:eastAsia="Helvetica" w:cs="Helvetica"/>
+                <w:i w:val="false"/>
+                <w:b w:val="false"/>
+                <w:u w:val="none"/>
+                <w:sz w:val="22"/>
+                <w:szCs w:val="22"/>
+                <w:color w:val="000000"/>
+              </w:rPr>
+              <w:t xml:space="preserve">1,366, 1,140,821</w:t>
             </w:r>
           </w:p>
         </w:tc>
@@ -10280,113 +10280,113 @@
                 <w:szCs w:val="22"/>
                 <w:color w:val="000000"/>
               </w:rPr>
-              <w:t xml:space="preserve">0.68</w:t>
-            </w:r>
-          </w:p>
-        </w:tc>
-        <w:tc>
-          <w:tcPr>
-            <w:tcBorders>
-              <w:bottom w:val="none" w:sz="0" w:space="0" w:color="000000"/>
-              <w:top w:val="none" w:sz="0" w:space="0" w:color="000000"/>
-              <w:left w:val="none" w:sz="0" w:space="0" w:color="000000"/>
-              <w:right w:val="none" w:sz="0" w:space="0" w:color="000000"/>
-            </w:tcBorders>
-            <w:shd w:val="clear" w:color="auto" w:fill="FFFFFF"/>
-            <w:tcMar>
-              <w:top w:w="0" w:type="dxa"/>
-              <w:bottom w:w="0" w:type="dxa"/>
-              <w:left w:w="0" w:type="dxa"/>
-              <w:right w:w="0" w:type="dxa"/>
-            </w:tcMar>
-            <w:vAlign w:val="top"/>
-          </w:tcPr>
-          <w:p>
-            <w:pPr>
-              <w:pStyle w:val="Normal"/>
-              <w:jc w:val="center"/>
-              <w:pBdr>
-                <w:bottom w:val="none" w:sz="0" w:space="0" w:color="000000"/>
-                <w:top w:val="none" w:sz="0" w:space="0" w:color="000000"/>
-                <w:left w:val="none" w:sz="0" w:space="0" w:color="000000"/>
-                <w:right w:val="none" w:sz="0" w:space="0" w:color="000000"/>
-              </w:pBdr>
-              <w:spacing w:after="100" w:before="100" w:line="240"/>
-              <w:ind w:left="100" w:right="100" w:firstLine="0" w:firstLineChars="0"/>
-              <w:rPr>
-                <w:rFonts w:ascii="Helvetica" w:hAnsi="Helvetica" w:eastAsia="Helvetica" w:cs="Helvetica"/>
-                <w:i w:val="false"/>
-                <w:b w:val="false"/>
-                <w:u w:val="none"/>
-                <w:sz w:val="22"/>
-                <w:szCs w:val="22"/>
-                <w:color w:val="000000"/>
-              </w:rPr>
-            </w:pPr>
-            <w:r>
-              <w:rPr>
-                <w:rFonts w:ascii="Helvetica" w:hAnsi="Helvetica" w:eastAsia="Helvetica" w:cs="Helvetica"/>
-                <w:i w:val="false"/>
-                <w:b w:val="false"/>
-                <w:u w:val="none"/>
-                <w:sz w:val="22"/>
-                <w:szCs w:val="22"/>
-                <w:color w:val="000000"/>
-              </w:rPr>
-              <w:t xml:space="preserve">0.06, 7.22</w:t>
-            </w:r>
-          </w:p>
-        </w:tc>
-        <w:tc>
-          <w:tcPr>
-            <w:tcBorders>
-              <w:bottom w:val="none" w:sz="0" w:space="0" w:color="000000"/>
-              <w:top w:val="none" w:sz="0" w:space="0" w:color="000000"/>
-              <w:left w:val="none" w:sz="0" w:space="0" w:color="000000"/>
-              <w:right w:val="none" w:sz="0" w:space="0" w:color="000000"/>
-            </w:tcBorders>
-            <w:shd w:val="clear" w:color="auto" w:fill="FFFFFF"/>
-            <w:tcMar>
-              <w:top w:w="0" w:type="dxa"/>
-              <w:bottom w:w="0" w:type="dxa"/>
-              <w:left w:w="0" w:type="dxa"/>
-              <w:right w:w="0" w:type="dxa"/>
-            </w:tcMar>
-            <w:vAlign w:val="top"/>
-          </w:tcPr>
-          <w:p>
-            <w:pPr>
-              <w:pStyle w:val="Normal"/>
-              <w:jc w:val="center"/>
-              <w:pBdr>
-                <w:bottom w:val="none" w:sz="0" w:space="0" w:color="000000"/>
-                <w:top w:val="none" w:sz="0" w:space="0" w:color="000000"/>
-                <w:left w:val="none" w:sz="0" w:space="0" w:color="000000"/>
-                <w:right w:val="none" w:sz="0" w:space="0" w:color="000000"/>
-              </w:pBdr>
-              <w:spacing w:after="100" w:before="100" w:line="240"/>
-              <w:ind w:left="100" w:right="100" w:firstLine="0" w:firstLineChars="0"/>
-              <w:rPr>
-                <w:rFonts w:ascii="Helvetica" w:hAnsi="Helvetica" w:eastAsia="Helvetica" w:cs="Helvetica"/>
-                <w:i w:val="false"/>
-                <w:b w:val="false"/>
-                <w:u w:val="none"/>
-                <w:sz w:val="22"/>
-                <w:szCs w:val="22"/>
-                <w:color w:val="000000"/>
-              </w:rPr>
-            </w:pPr>
-            <w:r>
-              <w:rPr>
-                <w:rFonts w:ascii="Helvetica" w:hAnsi="Helvetica" w:eastAsia="Helvetica" w:cs="Helvetica"/>
-                <w:i w:val="false"/>
-                <w:b w:val="false"/>
-                <w:u w:val="none"/>
-                <w:sz w:val="22"/>
-                <w:szCs w:val="22"/>
-                <w:color w:val="000000"/>
-              </w:rPr>
-              <w:t xml:space="preserve">0.750</w:t>
+              <w:t xml:space="preserve">0.79</w:t>
+            </w:r>
+          </w:p>
+        </w:tc>
+        <w:tc>
+          <w:tcPr>
+            <w:tcBorders>
+              <w:bottom w:val="none" w:sz="0" w:space="0" w:color="000000"/>
+              <w:top w:val="none" w:sz="0" w:space="0" w:color="000000"/>
+              <w:left w:val="none" w:sz="0" w:space="0" w:color="000000"/>
+              <w:right w:val="none" w:sz="0" w:space="0" w:color="000000"/>
+            </w:tcBorders>
+            <w:shd w:val="clear" w:color="auto" w:fill="FFFFFF"/>
+            <w:tcMar>
+              <w:top w:w="0" w:type="dxa"/>
+              <w:bottom w:w="0" w:type="dxa"/>
+              <w:left w:w="0" w:type="dxa"/>
+              <w:right w:w="0" w:type="dxa"/>
+            </w:tcMar>
+            <w:vAlign w:val="top"/>
+          </w:tcPr>
+          <w:p>
+            <w:pPr>
+              <w:pStyle w:val="Normal"/>
+              <w:jc w:val="center"/>
+              <w:pBdr>
+                <w:bottom w:val="none" w:sz="0" w:space="0" w:color="000000"/>
+                <w:top w:val="none" w:sz="0" w:space="0" w:color="000000"/>
+                <w:left w:val="none" w:sz="0" w:space="0" w:color="000000"/>
+                <w:right w:val="none" w:sz="0" w:space="0" w:color="000000"/>
+              </w:pBdr>
+              <w:spacing w:after="100" w:before="100" w:line="240"/>
+              <w:ind w:left="100" w:right="100" w:firstLine="0" w:firstLineChars="0"/>
+              <w:rPr>
+                <w:rFonts w:ascii="Helvetica" w:hAnsi="Helvetica" w:eastAsia="Helvetica" w:cs="Helvetica"/>
+                <w:i w:val="false"/>
+                <w:b w:val="false"/>
+                <w:u w:val="none"/>
+                <w:sz w:val="22"/>
+                <w:szCs w:val="22"/>
+                <w:color w:val="000000"/>
+              </w:rPr>
+            </w:pPr>
+            <w:r>
+              <w:rPr>
+                <w:rFonts w:ascii="Helvetica" w:hAnsi="Helvetica" w:eastAsia="Helvetica" w:cs="Helvetica"/>
+                <w:i w:val="false"/>
+                <w:b w:val="false"/>
+                <w:u w:val="none"/>
+                <w:sz w:val="22"/>
+                <w:szCs w:val="22"/>
+                <w:color w:val="000000"/>
+              </w:rPr>
+              <w:t xml:space="preserve">0.08, 7.84</w:t>
+            </w:r>
+          </w:p>
+        </w:tc>
+        <w:tc>
+          <w:tcPr>
+            <w:tcBorders>
+              <w:bottom w:val="none" w:sz="0" w:space="0" w:color="000000"/>
+              <w:top w:val="none" w:sz="0" w:space="0" w:color="000000"/>
+              <w:left w:val="none" w:sz="0" w:space="0" w:color="000000"/>
+              <w:right w:val="none" w:sz="0" w:space="0" w:color="000000"/>
+            </w:tcBorders>
+            <w:shd w:val="clear" w:color="auto" w:fill="FFFFFF"/>
+            <w:tcMar>
+              <w:top w:w="0" w:type="dxa"/>
+              <w:bottom w:w="0" w:type="dxa"/>
+              <w:left w:w="0" w:type="dxa"/>
+              <w:right w:w="0" w:type="dxa"/>
+            </w:tcMar>
+            <w:vAlign w:val="top"/>
+          </w:tcPr>
+          <w:p>
+            <w:pPr>
+              <w:pStyle w:val="Normal"/>
+              <w:jc w:val="center"/>
+              <w:pBdr>
+                <w:bottom w:val="none" w:sz="0" w:space="0" w:color="000000"/>
+                <w:top w:val="none" w:sz="0" w:space="0" w:color="000000"/>
+                <w:left w:val="none" w:sz="0" w:space="0" w:color="000000"/>
+                <w:right w:val="none" w:sz="0" w:space="0" w:color="000000"/>
+              </w:pBdr>
+              <w:spacing w:after="100" w:before="100" w:line="240"/>
+              <w:ind w:left="100" w:right="100" w:firstLine="0" w:firstLineChars="0"/>
+              <w:rPr>
+                <w:rFonts w:ascii="Helvetica" w:hAnsi="Helvetica" w:eastAsia="Helvetica" w:cs="Helvetica"/>
+                <w:i w:val="false"/>
+                <w:b w:val="false"/>
+                <w:u w:val="none"/>
+                <w:sz w:val="22"/>
+                <w:szCs w:val="22"/>
+                <w:color w:val="000000"/>
+              </w:rPr>
+            </w:pPr>
+            <w:r>
+              <w:rPr>
+                <w:rFonts w:ascii="Helvetica" w:hAnsi="Helvetica" w:eastAsia="Helvetica" w:cs="Helvetica"/>
+                <w:i w:val="false"/>
+                <w:b w:val="false"/>
+                <w:u w:val="none"/>
+                <w:sz w:val="22"/>
+                <w:szCs w:val="22"/>
+                <w:color w:val="000000"/>
+              </w:rPr>
+              <w:t xml:space="preserve">0.840</w:t>
             </w:r>
           </w:p>
         </w:tc>
@@ -10763,113 +10763,113 @@
                 <w:szCs w:val="22"/>
                 <w:color w:val="000000"/>
               </w:rPr>
-              <w:t xml:space="preserve">0.04</w:t>
-            </w:r>
-          </w:p>
-        </w:tc>
-        <w:tc>
-          <w:tcPr>
-            <w:tcBorders>
-              <w:bottom w:val="none" w:sz="0" w:space="0" w:color="000000"/>
-              <w:top w:val="none" w:sz="0" w:space="0" w:color="000000"/>
-              <w:left w:val="none" w:sz="0" w:space="0" w:color="000000"/>
-              <w:right w:val="none" w:sz="0" w:space="0" w:color="000000"/>
-            </w:tcBorders>
-            <w:shd w:val="clear" w:color="auto" w:fill="FFFFFF"/>
-            <w:tcMar>
-              <w:top w:w="0" w:type="dxa"/>
-              <w:bottom w:w="0" w:type="dxa"/>
-              <w:left w:w="0" w:type="dxa"/>
-              <w:right w:w="0" w:type="dxa"/>
-            </w:tcMar>
-            <w:vAlign w:val="top"/>
-          </w:tcPr>
-          <w:p>
-            <w:pPr>
-              <w:pStyle w:val="Normal"/>
-              <w:jc w:val="center"/>
-              <w:pBdr>
-                <w:bottom w:val="none" w:sz="0" w:space="0" w:color="000000"/>
-                <w:top w:val="none" w:sz="0" w:space="0" w:color="000000"/>
-                <w:left w:val="none" w:sz="0" w:space="0" w:color="000000"/>
-                <w:right w:val="none" w:sz="0" w:space="0" w:color="000000"/>
-              </w:pBdr>
-              <w:spacing w:after="100" w:before="100" w:line="240"/>
-              <w:ind w:left="100" w:right="100" w:firstLine="0" w:firstLineChars="0"/>
-              <w:rPr>
-                <w:rFonts w:ascii="Helvetica" w:hAnsi="Helvetica" w:eastAsia="Helvetica" w:cs="Helvetica"/>
-                <w:i w:val="false"/>
-                <w:b w:val="false"/>
-                <w:u w:val="none"/>
-                <w:sz w:val="22"/>
-                <w:szCs w:val="22"/>
-                <w:color w:val="000000"/>
-              </w:rPr>
-            </w:pPr>
-            <w:r>
-              <w:rPr>
-                <w:rFonts w:ascii="Helvetica" w:hAnsi="Helvetica" w:eastAsia="Helvetica" w:cs="Helvetica"/>
-                <w:i w:val="false"/>
-                <w:b w:val="false"/>
-                <w:u w:val="none"/>
-                <w:sz w:val="22"/>
-                <w:szCs w:val="22"/>
-                <w:color w:val="000000"/>
-              </w:rPr>
-              <w:t xml:space="preserve">0.00, 0.66</w:t>
-            </w:r>
-          </w:p>
-        </w:tc>
-        <w:tc>
-          <w:tcPr>
-            <w:tcBorders>
-              <w:bottom w:val="none" w:sz="0" w:space="0" w:color="000000"/>
-              <w:top w:val="none" w:sz="0" w:space="0" w:color="000000"/>
-              <w:left w:val="none" w:sz="0" w:space="0" w:color="000000"/>
-              <w:right w:val="none" w:sz="0" w:space="0" w:color="000000"/>
-            </w:tcBorders>
-            <w:shd w:val="clear" w:color="auto" w:fill="FFFFFF"/>
-            <w:tcMar>
-              <w:top w:w="0" w:type="dxa"/>
-              <w:bottom w:w="0" w:type="dxa"/>
-              <w:left w:w="0" w:type="dxa"/>
-              <w:right w:w="0" w:type="dxa"/>
-            </w:tcMar>
-            <w:vAlign w:val="top"/>
-          </w:tcPr>
-          <w:p>
-            <w:pPr>
-              <w:pStyle w:val="Normal"/>
-              <w:jc w:val="center"/>
-              <w:pBdr>
-                <w:bottom w:val="none" w:sz="0" w:space="0" w:color="000000"/>
-                <w:top w:val="none" w:sz="0" w:space="0" w:color="000000"/>
-                <w:left w:val="none" w:sz="0" w:space="0" w:color="000000"/>
-                <w:right w:val="none" w:sz="0" w:space="0" w:color="000000"/>
-              </w:pBdr>
-              <w:spacing w:after="100" w:before="100" w:line="240"/>
-              <w:ind w:left="100" w:right="100" w:firstLine="0" w:firstLineChars="0"/>
-              <w:rPr>
-                <w:rFonts w:ascii="Helvetica" w:hAnsi="Helvetica" w:eastAsia="Helvetica" w:cs="Helvetica"/>
-                <w:i w:val="false"/>
-                <w:b w:val="false"/>
-                <w:u w:val="none"/>
-                <w:sz w:val="22"/>
-                <w:szCs w:val="22"/>
-                <w:color w:val="000000"/>
-              </w:rPr>
-            </w:pPr>
-            <w:r>
-              <w:rPr>
-                <w:rFonts w:ascii="Helvetica" w:hAnsi="Helvetica" w:eastAsia="Helvetica" w:cs="Helvetica"/>
-                <w:i w:val="false"/>
-                <w:b w:val="false"/>
-                <w:u w:val="none"/>
-                <w:sz w:val="22"/>
-                <w:szCs w:val="22"/>
-                <w:color w:val="000000"/>
-              </w:rPr>
-              <w:t xml:space="preserve">0.025</w:t>
+              <w:t xml:space="preserve">0.03</w:t>
+            </w:r>
+          </w:p>
+        </w:tc>
+        <w:tc>
+          <w:tcPr>
+            <w:tcBorders>
+              <w:bottom w:val="none" w:sz="0" w:space="0" w:color="000000"/>
+              <w:top w:val="none" w:sz="0" w:space="0" w:color="000000"/>
+              <w:left w:val="none" w:sz="0" w:space="0" w:color="000000"/>
+              <w:right w:val="none" w:sz="0" w:space="0" w:color="000000"/>
+            </w:tcBorders>
+            <w:shd w:val="clear" w:color="auto" w:fill="FFFFFF"/>
+            <w:tcMar>
+              <w:top w:w="0" w:type="dxa"/>
+              <w:bottom w:w="0" w:type="dxa"/>
+              <w:left w:w="0" w:type="dxa"/>
+              <w:right w:w="0" w:type="dxa"/>
+            </w:tcMar>
+            <w:vAlign w:val="top"/>
+          </w:tcPr>
+          <w:p>
+            <w:pPr>
+              <w:pStyle w:val="Normal"/>
+              <w:jc w:val="center"/>
+              <w:pBdr>
+                <w:bottom w:val="none" w:sz="0" w:space="0" w:color="000000"/>
+                <w:top w:val="none" w:sz="0" w:space="0" w:color="000000"/>
+                <w:left w:val="none" w:sz="0" w:space="0" w:color="000000"/>
+                <w:right w:val="none" w:sz="0" w:space="0" w:color="000000"/>
+              </w:pBdr>
+              <w:spacing w:after="100" w:before="100" w:line="240"/>
+              <w:ind w:left="100" w:right="100" w:firstLine="0" w:firstLineChars="0"/>
+              <w:rPr>
+                <w:rFonts w:ascii="Helvetica" w:hAnsi="Helvetica" w:eastAsia="Helvetica" w:cs="Helvetica"/>
+                <w:i w:val="false"/>
+                <w:b w:val="false"/>
+                <w:u w:val="none"/>
+                <w:sz w:val="22"/>
+                <w:szCs w:val="22"/>
+                <w:color w:val="000000"/>
+              </w:rPr>
+            </w:pPr>
+            <w:r>
+              <w:rPr>
+                <w:rFonts w:ascii="Helvetica" w:hAnsi="Helvetica" w:eastAsia="Helvetica" w:cs="Helvetica"/>
+                <w:i w:val="false"/>
+                <w:b w:val="false"/>
+                <w:u w:val="none"/>
+                <w:sz w:val="22"/>
+                <w:szCs w:val="22"/>
+                <w:color w:val="000000"/>
+              </w:rPr>
+              <w:t xml:space="preserve">0.00, 0.74</w:t>
+            </w:r>
+          </w:p>
+        </w:tc>
+        <w:tc>
+          <w:tcPr>
+            <w:tcBorders>
+              <w:bottom w:val="none" w:sz="0" w:space="0" w:color="000000"/>
+              <w:top w:val="none" w:sz="0" w:space="0" w:color="000000"/>
+              <w:left w:val="none" w:sz="0" w:space="0" w:color="000000"/>
+              <w:right w:val="none" w:sz="0" w:space="0" w:color="000000"/>
+            </w:tcBorders>
+            <w:shd w:val="clear" w:color="auto" w:fill="FFFFFF"/>
+            <w:tcMar>
+              <w:top w:w="0" w:type="dxa"/>
+              <w:bottom w:w="0" w:type="dxa"/>
+              <w:left w:w="0" w:type="dxa"/>
+              <w:right w:w="0" w:type="dxa"/>
+            </w:tcMar>
+            <w:vAlign w:val="top"/>
+          </w:tcPr>
+          <w:p>
+            <w:pPr>
+              <w:pStyle w:val="Normal"/>
+              <w:jc w:val="center"/>
+              <w:pBdr>
+                <w:bottom w:val="none" w:sz="0" w:space="0" w:color="000000"/>
+                <w:top w:val="none" w:sz="0" w:space="0" w:color="000000"/>
+                <w:left w:val="none" w:sz="0" w:space="0" w:color="000000"/>
+                <w:right w:val="none" w:sz="0" w:space="0" w:color="000000"/>
+              </w:pBdr>
+              <w:spacing w:after="100" w:before="100" w:line="240"/>
+              <w:ind w:left="100" w:right="100" w:firstLine="0" w:firstLineChars="0"/>
+              <w:rPr>
+                <w:rFonts w:ascii="Helvetica" w:hAnsi="Helvetica" w:eastAsia="Helvetica" w:cs="Helvetica"/>
+                <w:i w:val="false"/>
+                <w:b w:val="false"/>
+                <w:u w:val="none"/>
+                <w:sz w:val="22"/>
+                <w:szCs w:val="22"/>
+                <w:color w:val="000000"/>
+              </w:rPr>
+            </w:pPr>
+            <w:r>
+              <w:rPr>
+                <w:rFonts w:ascii="Helvetica" w:hAnsi="Helvetica" w:eastAsia="Helvetica" w:cs="Helvetica"/>
+                <w:i w:val="false"/>
+                <w:b w:val="false"/>
+                <w:u w:val="none"/>
+                <w:sz w:val="22"/>
+                <w:szCs w:val="22"/>
+                <w:color w:val="000000"/>
+              </w:rPr>
+              <w:t xml:space="preserve">0.032</w:t>
             </w:r>
           </w:p>
         </w:tc>
@@ -11246,113 +11246,113 @@
                 <w:szCs w:val="22"/>
                 <w:color w:val="000000"/>
               </w:rPr>
-              <w:t xml:space="preserve">57.0</w:t>
-            </w:r>
-          </w:p>
-        </w:tc>
-        <w:tc>
-          <w:tcPr>
-            <w:tcBorders>
-              <w:bottom w:val="none" w:sz="0" w:space="0" w:color="000000"/>
-              <w:top w:val="none" w:sz="0" w:space="0" w:color="000000"/>
-              <w:left w:val="none" w:sz="0" w:space="0" w:color="000000"/>
-              <w:right w:val="none" w:sz="0" w:space="0" w:color="000000"/>
-            </w:tcBorders>
-            <w:shd w:val="clear" w:color="auto" w:fill="FFFFFF"/>
-            <w:tcMar>
-              <w:top w:w="0" w:type="dxa"/>
-              <w:bottom w:w="0" w:type="dxa"/>
-              <w:left w:w="0" w:type="dxa"/>
-              <w:right w:w="0" w:type="dxa"/>
-            </w:tcMar>
-            <w:vAlign w:val="top"/>
-          </w:tcPr>
-          <w:p>
-            <w:pPr>
-              <w:pStyle w:val="Normal"/>
-              <w:jc w:val="center"/>
-              <w:pBdr>
-                <w:bottom w:val="none" w:sz="0" w:space="0" w:color="000000"/>
-                <w:top w:val="none" w:sz="0" w:space="0" w:color="000000"/>
-                <w:left w:val="none" w:sz="0" w:space="0" w:color="000000"/>
-                <w:right w:val="none" w:sz="0" w:space="0" w:color="000000"/>
-              </w:pBdr>
-              <w:spacing w:after="100" w:before="100" w:line="240"/>
-              <w:ind w:left="100" w:right="100" w:firstLine="0" w:firstLineChars="0"/>
-              <w:rPr>
-                <w:rFonts w:ascii="Helvetica" w:hAnsi="Helvetica" w:eastAsia="Helvetica" w:cs="Helvetica"/>
-                <w:i w:val="false"/>
-                <w:b w:val="false"/>
-                <w:u w:val="none"/>
-                <w:sz w:val="22"/>
-                <w:szCs w:val="22"/>
-                <w:color w:val="000000"/>
-              </w:rPr>
-            </w:pPr>
-            <w:r>
-              <w:rPr>
-                <w:rFonts w:ascii="Helvetica" w:hAnsi="Helvetica" w:eastAsia="Helvetica" w:cs="Helvetica"/>
-                <w:i w:val="false"/>
-                <w:b w:val="false"/>
-                <w:u w:val="none"/>
-                <w:sz w:val="22"/>
-                <w:szCs w:val="22"/>
-                <w:color w:val="000000"/>
-              </w:rPr>
-              <w:t xml:space="preserve">1.37, 2,375</w:t>
-            </w:r>
-          </w:p>
-        </w:tc>
-        <w:tc>
-          <w:tcPr>
-            <w:tcBorders>
-              <w:bottom w:val="none" w:sz="0" w:space="0" w:color="000000"/>
-              <w:top w:val="none" w:sz="0" w:space="0" w:color="000000"/>
-              <w:left w:val="none" w:sz="0" w:space="0" w:color="000000"/>
-              <w:right w:val="none" w:sz="0" w:space="0" w:color="000000"/>
-            </w:tcBorders>
-            <w:shd w:val="clear" w:color="auto" w:fill="FFFFFF"/>
-            <w:tcMar>
-              <w:top w:w="0" w:type="dxa"/>
-              <w:bottom w:w="0" w:type="dxa"/>
-              <w:left w:w="0" w:type="dxa"/>
-              <w:right w:w="0" w:type="dxa"/>
-            </w:tcMar>
-            <w:vAlign w:val="top"/>
-          </w:tcPr>
-          <w:p>
-            <w:pPr>
-              <w:pStyle w:val="Normal"/>
-              <w:jc w:val="center"/>
-              <w:pBdr>
-                <w:bottom w:val="none" w:sz="0" w:space="0" w:color="000000"/>
-                <w:top w:val="none" w:sz="0" w:space="0" w:color="000000"/>
-                <w:left w:val="none" w:sz="0" w:space="0" w:color="000000"/>
-                <w:right w:val="none" w:sz="0" w:space="0" w:color="000000"/>
-              </w:pBdr>
-              <w:spacing w:after="100" w:before="100" w:line="240"/>
-              <w:ind w:left="100" w:right="100" w:firstLine="0" w:firstLineChars="0"/>
-              <w:rPr>
-                <w:rFonts w:ascii="Helvetica" w:hAnsi="Helvetica" w:eastAsia="Helvetica" w:cs="Helvetica"/>
-                <w:i w:val="false"/>
-                <w:b w:val="false"/>
-                <w:u w:val="none"/>
-                <w:sz w:val="22"/>
-                <w:szCs w:val="22"/>
-                <w:color w:val="000000"/>
-              </w:rPr>
-            </w:pPr>
-            <w:r>
-              <w:rPr>
-                <w:rFonts w:ascii="Helvetica" w:hAnsi="Helvetica" w:eastAsia="Helvetica" w:cs="Helvetica"/>
-                <w:i w:val="false"/>
-                <w:b w:val="false"/>
-                <w:u w:val="none"/>
-                <w:sz w:val="22"/>
-                <w:szCs w:val="22"/>
-                <w:color w:val="000000"/>
-              </w:rPr>
-              <w:t xml:space="preserve">0.034</w:t>
+              <w:t xml:space="preserve">74.9</w:t>
+            </w:r>
+          </w:p>
+        </w:tc>
+        <w:tc>
+          <w:tcPr>
+            <w:tcBorders>
+              <w:bottom w:val="none" w:sz="0" w:space="0" w:color="000000"/>
+              <w:top w:val="none" w:sz="0" w:space="0" w:color="000000"/>
+              <w:left w:val="none" w:sz="0" w:space="0" w:color="000000"/>
+              <w:right w:val="none" w:sz="0" w:space="0" w:color="000000"/>
+            </w:tcBorders>
+            <w:shd w:val="clear" w:color="auto" w:fill="FFFFFF"/>
+            <w:tcMar>
+              <w:top w:w="0" w:type="dxa"/>
+              <w:bottom w:w="0" w:type="dxa"/>
+              <w:left w:w="0" w:type="dxa"/>
+              <w:right w:w="0" w:type="dxa"/>
+            </w:tcMar>
+            <w:vAlign w:val="top"/>
+          </w:tcPr>
+          <w:p>
+            <w:pPr>
+              <w:pStyle w:val="Normal"/>
+              <w:jc w:val="center"/>
+              <w:pBdr>
+                <w:bottom w:val="none" w:sz="0" w:space="0" w:color="000000"/>
+                <w:top w:val="none" w:sz="0" w:space="0" w:color="000000"/>
+                <w:left w:val="none" w:sz="0" w:space="0" w:color="000000"/>
+                <w:right w:val="none" w:sz="0" w:space="0" w:color="000000"/>
+              </w:pBdr>
+              <w:spacing w:after="100" w:before="100" w:line="240"/>
+              <w:ind w:left="100" w:right="100" w:firstLine="0" w:firstLineChars="0"/>
+              <w:rPr>
+                <w:rFonts w:ascii="Helvetica" w:hAnsi="Helvetica" w:eastAsia="Helvetica" w:cs="Helvetica"/>
+                <w:i w:val="false"/>
+                <w:b w:val="false"/>
+                <w:u w:val="none"/>
+                <w:sz w:val="22"/>
+                <w:szCs w:val="22"/>
+                <w:color w:val="000000"/>
+              </w:rPr>
+            </w:pPr>
+            <w:r>
+              <w:rPr>
+                <w:rFonts w:ascii="Helvetica" w:hAnsi="Helvetica" w:eastAsia="Helvetica" w:cs="Helvetica"/>
+                <w:i w:val="false"/>
+                <w:b w:val="false"/>
+                <w:u w:val="none"/>
+                <w:sz w:val="22"/>
+                <w:szCs w:val="22"/>
+                <w:color w:val="000000"/>
+              </w:rPr>
+              <w:t xml:space="preserve">1.70, 3,302</w:t>
+            </w:r>
+          </w:p>
+        </w:tc>
+        <w:tc>
+          <w:tcPr>
+            <w:tcBorders>
+              <w:bottom w:val="none" w:sz="0" w:space="0" w:color="000000"/>
+              <w:top w:val="none" w:sz="0" w:space="0" w:color="000000"/>
+              <w:left w:val="none" w:sz="0" w:space="0" w:color="000000"/>
+              <w:right w:val="none" w:sz="0" w:space="0" w:color="000000"/>
+            </w:tcBorders>
+            <w:shd w:val="clear" w:color="auto" w:fill="FFFFFF"/>
+            <w:tcMar>
+              <w:top w:w="0" w:type="dxa"/>
+              <w:bottom w:w="0" w:type="dxa"/>
+              <w:left w:w="0" w:type="dxa"/>
+              <w:right w:w="0" w:type="dxa"/>
+            </w:tcMar>
+            <w:vAlign w:val="top"/>
+          </w:tcPr>
+          <w:p>
+            <w:pPr>
+              <w:pStyle w:val="Normal"/>
+              <w:jc w:val="center"/>
+              <w:pBdr>
+                <w:bottom w:val="none" w:sz="0" w:space="0" w:color="000000"/>
+                <w:top w:val="none" w:sz="0" w:space="0" w:color="000000"/>
+                <w:left w:val="none" w:sz="0" w:space="0" w:color="000000"/>
+                <w:right w:val="none" w:sz="0" w:space="0" w:color="000000"/>
+              </w:pBdr>
+              <w:spacing w:after="100" w:before="100" w:line="240"/>
+              <w:ind w:left="100" w:right="100" w:firstLine="0" w:firstLineChars="0"/>
+              <w:rPr>
+                <w:rFonts w:ascii="Helvetica" w:hAnsi="Helvetica" w:eastAsia="Helvetica" w:cs="Helvetica"/>
+                <w:i w:val="false"/>
+                <w:b w:val="false"/>
+                <w:u w:val="none"/>
+                <w:sz w:val="22"/>
+                <w:szCs w:val="22"/>
+                <w:color w:val="000000"/>
+              </w:rPr>
+            </w:pPr>
+            <w:r>
+              <w:rPr>
+                <w:rFonts w:ascii="Helvetica" w:hAnsi="Helvetica" w:eastAsia="Helvetica" w:cs="Helvetica"/>
+                <w:i w:val="false"/>
+                <w:b w:val="false"/>
+                <w:u w:val="none"/>
+                <w:sz w:val="22"/>
+                <w:szCs w:val="22"/>
+                <w:color w:val="000000"/>
+              </w:rPr>
+              <w:t xml:space="preserve">0.025</w:t>
             </w:r>
           </w:p>
         </w:tc>
@@ -12265,60 +12265,60 @@
                 <w:szCs w:val="22"/>
                 <w:color w:val="000000"/>
               </w:rPr>
-              <w:t xml:space="preserve">0.78, 1.12</w:t>
-            </w:r>
-          </w:p>
-        </w:tc>
-        <w:tc>
-          <w:tcPr>
-            <w:tcBorders>
-              <w:bottom w:val="none" w:sz="0" w:space="0" w:color="000000"/>
-              <w:top w:val="none" w:sz="0" w:space="0" w:color="000000"/>
-              <w:left w:val="none" w:sz="0" w:space="0" w:color="000000"/>
-              <w:right w:val="none" w:sz="0" w:space="0" w:color="000000"/>
-            </w:tcBorders>
-            <w:shd w:val="clear" w:color="auto" w:fill="FFFFFF"/>
-            <w:tcMar>
-              <w:top w:w="0" w:type="dxa"/>
-              <w:bottom w:w="0" w:type="dxa"/>
-              <w:left w:w="0" w:type="dxa"/>
-              <w:right w:w="0" w:type="dxa"/>
-            </w:tcMar>
-            <w:vAlign w:val="top"/>
-          </w:tcPr>
-          <w:p>
-            <w:pPr>
-              <w:pStyle w:val="Normal"/>
-              <w:jc w:val="center"/>
-              <w:pBdr>
-                <w:bottom w:val="none" w:sz="0" w:space="0" w:color="000000"/>
-                <w:top w:val="none" w:sz="0" w:space="0" w:color="000000"/>
-                <w:left w:val="none" w:sz="0" w:space="0" w:color="000000"/>
-                <w:right w:val="none" w:sz="0" w:space="0" w:color="000000"/>
-              </w:pBdr>
-              <w:spacing w:after="100" w:before="100" w:line="240"/>
-              <w:ind w:left="100" w:right="100" w:firstLine="0" w:firstLineChars="0"/>
-              <w:rPr>
-                <w:rFonts w:ascii="Helvetica" w:hAnsi="Helvetica" w:eastAsia="Helvetica" w:cs="Helvetica"/>
-                <w:i w:val="false"/>
-                <w:b w:val="false"/>
-                <w:u w:val="none"/>
-                <w:sz w:val="22"/>
-                <w:szCs w:val="22"/>
-                <w:color w:val="000000"/>
-              </w:rPr>
-            </w:pPr>
-            <w:r>
-              <w:rPr>
-                <w:rFonts w:ascii="Helvetica" w:hAnsi="Helvetica" w:eastAsia="Helvetica" w:cs="Helvetica"/>
-                <w:i w:val="false"/>
-                <w:b w:val="false"/>
-                <w:u w:val="none"/>
-                <w:sz w:val="22"/>
-                <w:szCs w:val="22"/>
-                <w:color w:val="000000"/>
-              </w:rPr>
-              <w:t xml:space="preserve">0.460</w:t>
+              <w:t xml:space="preserve">0.78, 1.11</w:t>
+            </w:r>
+          </w:p>
+        </w:tc>
+        <w:tc>
+          <w:tcPr>
+            <w:tcBorders>
+              <w:bottom w:val="none" w:sz="0" w:space="0" w:color="000000"/>
+              <w:top w:val="none" w:sz="0" w:space="0" w:color="000000"/>
+              <w:left w:val="none" w:sz="0" w:space="0" w:color="000000"/>
+              <w:right w:val="none" w:sz="0" w:space="0" w:color="000000"/>
+            </w:tcBorders>
+            <w:shd w:val="clear" w:color="auto" w:fill="FFFFFF"/>
+            <w:tcMar>
+              <w:top w:w="0" w:type="dxa"/>
+              <w:bottom w:w="0" w:type="dxa"/>
+              <w:left w:w="0" w:type="dxa"/>
+              <w:right w:w="0" w:type="dxa"/>
+            </w:tcMar>
+            <w:vAlign w:val="top"/>
+          </w:tcPr>
+          <w:p>
+            <w:pPr>
+              <w:pStyle w:val="Normal"/>
+              <w:jc w:val="center"/>
+              <w:pBdr>
+                <w:bottom w:val="none" w:sz="0" w:space="0" w:color="000000"/>
+                <w:top w:val="none" w:sz="0" w:space="0" w:color="000000"/>
+                <w:left w:val="none" w:sz="0" w:space="0" w:color="000000"/>
+                <w:right w:val="none" w:sz="0" w:space="0" w:color="000000"/>
+              </w:pBdr>
+              <w:spacing w:after="100" w:before="100" w:line="240"/>
+              <w:ind w:left="100" w:right="100" w:firstLine="0" w:firstLineChars="0"/>
+              <w:rPr>
+                <w:rFonts w:ascii="Helvetica" w:hAnsi="Helvetica" w:eastAsia="Helvetica" w:cs="Helvetica"/>
+                <w:i w:val="false"/>
+                <w:b w:val="false"/>
+                <w:u w:val="none"/>
+                <w:sz w:val="22"/>
+                <w:szCs w:val="22"/>
+                <w:color w:val="000000"/>
+              </w:rPr>
+            </w:pPr>
+            <w:r>
+              <w:rPr>
+                <w:rFonts w:ascii="Helvetica" w:hAnsi="Helvetica" w:eastAsia="Helvetica" w:cs="Helvetica"/>
+                <w:i w:val="false"/>
+                <w:b w:val="false"/>
+                <w:u w:val="none"/>
+                <w:sz w:val="22"/>
+                <w:szCs w:val="22"/>
+                <w:color w:val="000000"/>
+              </w:rPr>
+              <w:t xml:space="preserve">0.400</w:t>
             </w:r>
           </w:p>
         </w:tc>
@@ -12748,60 +12748,60 @@
                 <w:szCs w:val="22"/>
                 <w:color w:val="000000"/>
               </w:rPr>
-              <w:t xml:space="preserve">0.00, 0.63</w:t>
-            </w:r>
-          </w:p>
-        </w:tc>
-        <w:tc>
-          <w:tcPr>
-            <w:tcBorders>
-              <w:bottom w:val="none" w:sz="0" w:space="0" w:color="000000"/>
-              <w:top w:val="none" w:sz="0" w:space="0" w:color="000000"/>
-              <w:left w:val="none" w:sz="0" w:space="0" w:color="000000"/>
-              <w:right w:val="none" w:sz="0" w:space="0" w:color="000000"/>
-            </w:tcBorders>
-            <w:shd w:val="clear" w:color="auto" w:fill="FFFFFF"/>
-            <w:tcMar>
-              <w:top w:w="0" w:type="dxa"/>
-              <w:bottom w:w="0" w:type="dxa"/>
-              <w:left w:w="0" w:type="dxa"/>
-              <w:right w:w="0" w:type="dxa"/>
-            </w:tcMar>
-            <w:vAlign w:val="top"/>
-          </w:tcPr>
-          <w:p>
-            <w:pPr>
-              <w:pStyle w:val="Normal"/>
-              <w:jc w:val="center"/>
-              <w:pBdr>
-                <w:bottom w:val="none" w:sz="0" w:space="0" w:color="000000"/>
-                <w:top w:val="none" w:sz="0" w:space="0" w:color="000000"/>
-                <w:left w:val="none" w:sz="0" w:space="0" w:color="000000"/>
-                <w:right w:val="none" w:sz="0" w:space="0" w:color="000000"/>
-              </w:pBdr>
-              <w:spacing w:after="100" w:before="100" w:line="240"/>
-              <w:ind w:left="100" w:right="100" w:firstLine="0" w:firstLineChars="0"/>
-              <w:rPr>
-                <w:rFonts w:ascii="Helvetica" w:hAnsi="Helvetica" w:eastAsia="Helvetica" w:cs="Helvetica"/>
-                <w:i w:val="false"/>
-                <w:b w:val="false"/>
-                <w:u w:val="none"/>
-                <w:sz w:val="22"/>
-                <w:szCs w:val="22"/>
-                <w:color w:val="000000"/>
-              </w:rPr>
-            </w:pPr>
-            <w:r>
-              <w:rPr>
-                <w:rFonts w:ascii="Helvetica" w:hAnsi="Helvetica" w:eastAsia="Helvetica" w:cs="Helvetica"/>
-                <w:i w:val="false"/>
-                <w:b w:val="false"/>
-                <w:u w:val="none"/>
-                <w:sz w:val="22"/>
-                <w:szCs w:val="22"/>
-                <w:color w:val="000000"/>
-              </w:rPr>
-              <w:t xml:space="preserve">0.029</w:t>
+              <w:t xml:space="preserve">0.00, 0.52</w:t>
+            </w:r>
+          </w:p>
+        </w:tc>
+        <w:tc>
+          <w:tcPr>
+            <w:tcBorders>
+              <w:bottom w:val="none" w:sz="0" w:space="0" w:color="000000"/>
+              <w:top w:val="none" w:sz="0" w:space="0" w:color="000000"/>
+              <w:left w:val="none" w:sz="0" w:space="0" w:color="000000"/>
+              <w:right w:val="none" w:sz="0" w:space="0" w:color="000000"/>
+            </w:tcBorders>
+            <w:shd w:val="clear" w:color="auto" w:fill="FFFFFF"/>
+            <w:tcMar>
+              <w:top w:w="0" w:type="dxa"/>
+              <w:bottom w:w="0" w:type="dxa"/>
+              <w:left w:w="0" w:type="dxa"/>
+              <w:right w:w="0" w:type="dxa"/>
+            </w:tcMar>
+            <w:vAlign w:val="top"/>
+          </w:tcPr>
+          <w:p>
+            <w:pPr>
+              <w:pStyle w:val="Normal"/>
+              <w:jc w:val="center"/>
+              <w:pBdr>
+                <w:bottom w:val="none" w:sz="0" w:space="0" w:color="000000"/>
+                <w:top w:val="none" w:sz="0" w:space="0" w:color="000000"/>
+                <w:left w:val="none" w:sz="0" w:space="0" w:color="000000"/>
+                <w:right w:val="none" w:sz="0" w:space="0" w:color="000000"/>
+              </w:pBdr>
+              <w:spacing w:after="100" w:before="100" w:line="240"/>
+              <w:ind w:left="100" w:right="100" w:firstLine="0" w:firstLineChars="0"/>
+              <w:rPr>
+                <w:rFonts w:ascii="Helvetica" w:hAnsi="Helvetica" w:eastAsia="Helvetica" w:cs="Helvetica"/>
+                <w:i w:val="false"/>
+                <w:b w:val="false"/>
+                <w:u w:val="none"/>
+                <w:sz w:val="22"/>
+                <w:szCs w:val="22"/>
+                <w:color w:val="000000"/>
+              </w:rPr>
+            </w:pPr>
+            <w:r>
+              <w:rPr>
+                <w:rFonts w:ascii="Helvetica" w:hAnsi="Helvetica" w:eastAsia="Helvetica" w:cs="Helvetica"/>
+                <w:i w:val="false"/>
+                <w:b w:val="false"/>
+                <w:u w:val="none"/>
+                <w:sz w:val="22"/>
+                <w:szCs w:val="22"/>
+                <w:color w:val="000000"/>
+              </w:rPr>
+              <w:t xml:space="preserve">0.022</w:t>
             </w:r>
           </w:p>
         </w:tc>
@@ -13178,113 +13178,113 @@
                 <w:szCs w:val="22"/>
                 <w:color w:val="000000"/>
               </w:rPr>
-              <w:t xml:space="preserve">1.61</w:t>
-            </w:r>
-          </w:p>
-        </w:tc>
-        <w:tc>
-          <w:tcPr>
-            <w:tcBorders>
-              <w:bottom w:val="none" w:sz="0" w:space="0" w:color="000000"/>
-              <w:top w:val="none" w:sz="0" w:space="0" w:color="000000"/>
-              <w:left w:val="none" w:sz="0" w:space="0" w:color="000000"/>
-              <w:right w:val="none" w:sz="0" w:space="0" w:color="000000"/>
-            </w:tcBorders>
-            <w:shd w:val="clear" w:color="auto" w:fill="FFFFFF"/>
-            <w:tcMar>
-              <w:top w:w="0" w:type="dxa"/>
-              <w:bottom w:w="0" w:type="dxa"/>
-              <w:left w:w="0" w:type="dxa"/>
-              <w:right w:w="0" w:type="dxa"/>
-            </w:tcMar>
-            <w:vAlign w:val="top"/>
-          </w:tcPr>
-          <w:p>
-            <w:pPr>
-              <w:pStyle w:val="Normal"/>
-              <w:jc w:val="center"/>
-              <w:pBdr>
-                <w:bottom w:val="none" w:sz="0" w:space="0" w:color="000000"/>
-                <w:top w:val="none" w:sz="0" w:space="0" w:color="000000"/>
-                <w:left w:val="none" w:sz="0" w:space="0" w:color="000000"/>
-                <w:right w:val="none" w:sz="0" w:space="0" w:color="000000"/>
-              </w:pBdr>
-              <w:spacing w:after="100" w:before="100" w:line="240"/>
-              <w:ind w:left="100" w:right="100" w:firstLine="0" w:firstLineChars="0"/>
-              <w:rPr>
-                <w:rFonts w:ascii="Helvetica" w:hAnsi="Helvetica" w:eastAsia="Helvetica" w:cs="Helvetica"/>
-                <w:i w:val="false"/>
-                <w:b w:val="false"/>
-                <w:u w:val="none"/>
-                <w:sz w:val="22"/>
-                <w:szCs w:val="22"/>
-                <w:color w:val="000000"/>
-              </w:rPr>
-            </w:pPr>
-            <w:r>
-              <w:rPr>
-                <w:rFonts w:ascii="Helvetica" w:hAnsi="Helvetica" w:eastAsia="Helvetica" w:cs="Helvetica"/>
-                <w:i w:val="false"/>
-                <w:b w:val="false"/>
-                <w:u w:val="none"/>
-                <w:sz w:val="22"/>
-                <w:szCs w:val="22"/>
-                <w:color w:val="000000"/>
-              </w:rPr>
-              <w:t xml:space="preserve">0.19, 13.3</w:t>
-            </w:r>
-          </w:p>
-        </w:tc>
-        <w:tc>
-          <w:tcPr>
-            <w:tcBorders>
-              <w:bottom w:val="none" w:sz="0" w:space="0" w:color="000000"/>
-              <w:top w:val="none" w:sz="0" w:space="0" w:color="000000"/>
-              <w:left w:val="none" w:sz="0" w:space="0" w:color="000000"/>
-              <w:right w:val="none" w:sz="0" w:space="0" w:color="000000"/>
-            </w:tcBorders>
-            <w:shd w:val="clear" w:color="auto" w:fill="FFFFFF"/>
-            <w:tcMar>
-              <w:top w:w="0" w:type="dxa"/>
-              <w:bottom w:w="0" w:type="dxa"/>
-              <w:left w:w="0" w:type="dxa"/>
-              <w:right w:w="0" w:type="dxa"/>
-            </w:tcMar>
-            <w:vAlign w:val="top"/>
-          </w:tcPr>
-          <w:p>
-            <w:pPr>
-              <w:pStyle w:val="Normal"/>
-              <w:jc w:val="center"/>
-              <w:pBdr>
-                <w:bottom w:val="none" w:sz="0" w:space="0" w:color="000000"/>
-                <w:top w:val="none" w:sz="0" w:space="0" w:color="000000"/>
-                <w:left w:val="none" w:sz="0" w:space="0" w:color="000000"/>
-                <w:right w:val="none" w:sz="0" w:space="0" w:color="000000"/>
-              </w:pBdr>
-              <w:spacing w:after="100" w:before="100" w:line="240"/>
-              <w:ind w:left="100" w:right="100" w:firstLine="0" w:firstLineChars="0"/>
-              <w:rPr>
-                <w:rFonts w:ascii="Helvetica" w:hAnsi="Helvetica" w:eastAsia="Helvetica" w:cs="Helvetica"/>
-                <w:i w:val="false"/>
-                <w:b w:val="false"/>
-                <w:u w:val="none"/>
-                <w:sz w:val="22"/>
-                <w:szCs w:val="22"/>
-                <w:color w:val="000000"/>
-              </w:rPr>
-            </w:pPr>
-            <w:r>
-              <w:rPr>
-                <w:rFonts w:ascii="Helvetica" w:hAnsi="Helvetica" w:eastAsia="Helvetica" w:cs="Helvetica"/>
-                <w:i w:val="false"/>
-                <w:b w:val="false"/>
-                <w:u w:val="none"/>
-                <w:sz w:val="22"/>
-                <w:szCs w:val="22"/>
-                <w:color w:val="000000"/>
-              </w:rPr>
-              <w:t xml:space="preserve">0.660</w:t>
+              <w:t xml:space="preserve">1.56</w:t>
+            </w:r>
+          </w:p>
+        </w:tc>
+        <w:tc>
+          <w:tcPr>
+            <w:tcBorders>
+              <w:bottom w:val="none" w:sz="0" w:space="0" w:color="000000"/>
+              <w:top w:val="none" w:sz="0" w:space="0" w:color="000000"/>
+              <w:left w:val="none" w:sz="0" w:space="0" w:color="000000"/>
+              <w:right w:val="none" w:sz="0" w:space="0" w:color="000000"/>
+            </w:tcBorders>
+            <w:shd w:val="clear" w:color="auto" w:fill="FFFFFF"/>
+            <w:tcMar>
+              <w:top w:w="0" w:type="dxa"/>
+              <w:bottom w:w="0" w:type="dxa"/>
+              <w:left w:w="0" w:type="dxa"/>
+              <w:right w:w="0" w:type="dxa"/>
+            </w:tcMar>
+            <w:vAlign w:val="top"/>
+          </w:tcPr>
+          <w:p>
+            <w:pPr>
+              <w:pStyle w:val="Normal"/>
+              <w:jc w:val="center"/>
+              <w:pBdr>
+                <w:bottom w:val="none" w:sz="0" w:space="0" w:color="000000"/>
+                <w:top w:val="none" w:sz="0" w:space="0" w:color="000000"/>
+                <w:left w:val="none" w:sz="0" w:space="0" w:color="000000"/>
+                <w:right w:val="none" w:sz="0" w:space="0" w:color="000000"/>
+              </w:pBdr>
+              <w:spacing w:after="100" w:before="100" w:line="240"/>
+              <w:ind w:left="100" w:right="100" w:firstLine="0" w:firstLineChars="0"/>
+              <w:rPr>
+                <w:rFonts w:ascii="Helvetica" w:hAnsi="Helvetica" w:eastAsia="Helvetica" w:cs="Helvetica"/>
+                <w:i w:val="false"/>
+                <w:b w:val="false"/>
+                <w:u w:val="none"/>
+                <w:sz w:val="22"/>
+                <w:szCs w:val="22"/>
+                <w:color w:val="000000"/>
+              </w:rPr>
+            </w:pPr>
+            <w:r>
+              <w:rPr>
+                <w:rFonts w:ascii="Helvetica" w:hAnsi="Helvetica" w:eastAsia="Helvetica" w:cs="Helvetica"/>
+                <w:i w:val="false"/>
+                <w:b w:val="false"/>
+                <w:u w:val="none"/>
+                <w:sz w:val="22"/>
+                <w:szCs w:val="22"/>
+                <w:color w:val="000000"/>
+              </w:rPr>
+              <w:t xml:space="preserve">0.17, 14.2</w:t>
+            </w:r>
+          </w:p>
+        </w:tc>
+        <w:tc>
+          <w:tcPr>
+            <w:tcBorders>
+              <w:bottom w:val="none" w:sz="0" w:space="0" w:color="000000"/>
+              <w:top w:val="none" w:sz="0" w:space="0" w:color="000000"/>
+              <w:left w:val="none" w:sz="0" w:space="0" w:color="000000"/>
+              <w:right w:val="none" w:sz="0" w:space="0" w:color="000000"/>
+            </w:tcBorders>
+            <w:shd w:val="clear" w:color="auto" w:fill="FFFFFF"/>
+            <w:tcMar>
+              <w:top w:w="0" w:type="dxa"/>
+              <w:bottom w:w="0" w:type="dxa"/>
+              <w:left w:w="0" w:type="dxa"/>
+              <w:right w:w="0" w:type="dxa"/>
+            </w:tcMar>
+            <w:vAlign w:val="top"/>
+          </w:tcPr>
+          <w:p>
+            <w:pPr>
+              <w:pStyle w:val="Normal"/>
+              <w:jc w:val="center"/>
+              <w:pBdr>
+                <w:bottom w:val="none" w:sz="0" w:space="0" w:color="000000"/>
+                <w:top w:val="none" w:sz="0" w:space="0" w:color="000000"/>
+                <w:left w:val="none" w:sz="0" w:space="0" w:color="000000"/>
+                <w:right w:val="none" w:sz="0" w:space="0" w:color="000000"/>
+              </w:pBdr>
+              <w:spacing w:after="100" w:before="100" w:line="240"/>
+              <w:ind w:left="100" w:right="100" w:firstLine="0" w:firstLineChars="0"/>
+              <w:rPr>
+                <w:rFonts w:ascii="Helvetica" w:hAnsi="Helvetica" w:eastAsia="Helvetica" w:cs="Helvetica"/>
+                <w:i w:val="false"/>
+                <w:b w:val="false"/>
+                <w:u w:val="none"/>
+                <w:sz w:val="22"/>
+                <w:szCs w:val="22"/>
+                <w:color w:val="000000"/>
+              </w:rPr>
+            </w:pPr>
+            <w:r>
+              <w:rPr>
+                <w:rFonts w:ascii="Helvetica" w:hAnsi="Helvetica" w:eastAsia="Helvetica" w:cs="Helvetica"/>
+                <w:i w:val="false"/>
+                <w:b w:val="false"/>
+                <w:u w:val="none"/>
+                <w:sz w:val="22"/>
+                <w:szCs w:val="22"/>
+                <w:color w:val="000000"/>
+              </w:rPr>
+              <w:t xml:space="preserve">0.700</w:t>
             </w:r>
           </w:p>
         </w:tc>
@@ -13343,7 +13343,7 @@
                 <w:szCs w:val="22"/>
                 <w:color w:val="000000"/>
               </w:rPr>
-              <w:t xml:space="preserve">ckd_epi_gfr_cre_cys</w:t>
+              <w:t xml:space="preserve">baseline_cre_egfr</w:t>
             </w:r>
           </w:p>
         </w:tc>
@@ -13502,7 +13502,7 @@
                 <w:szCs w:val="22"/>
                 <w:color w:val="000000"/>
               </w:rPr>
-              <w:t xml:space="preserve">0.94, 0.99</w:t>
+              <w:t xml:space="preserve">0.95, 0.99</w:t>
             </w:r>
           </w:p>
         </w:tc>
@@ -13555,7 +13555,7 @@
                 <w:szCs w:val="22"/>
                 <w:color w:val="000000"/>
               </w:rPr>
-              <w:t xml:space="preserve">0.005</w:t>
+              <w:t xml:space="preserve">0.014</w:t>
             </w:r>
           </w:p>
         </w:tc>
@@ -13661,7 +13661,7 @@
                 <w:szCs w:val="22"/>
                 <w:color w:val="000000"/>
               </w:rPr>
-              <w:t xml:space="preserve">0.96</w:t>
+              <w:t xml:space="preserve">0.95</w:t>
             </w:r>
           </w:p>
         </w:tc>
@@ -13714,7 +13714,7 @@
                 <w:szCs w:val="22"/>
                 <w:color w:val="000000"/>
               </w:rPr>
-              <w:t xml:space="preserve">0.90, 1.03</w:t>
+              <w:t xml:space="preserve">0.90, 1.02</w:t>
             </w:r>
           </w:p>
         </w:tc>
@@ -13767,7 +13767,7 @@
                 <w:szCs w:val="22"/>
                 <w:color w:val="000000"/>
               </w:rPr>
-              <w:t xml:space="preserve">0.250</w:t>
+              <w:t xml:space="preserve">0.140</w:t>
             </w:r>
           </w:p>
         </w:tc>
